--- a/невирусбаблес/23НФПО Кириллов, Веденяпин, Мосман/ПМ/Практическая работа №9 Кириллов Веденяпин.docx
+++ b/невирусбаблес/23НФПО Кириллов, Веденяпин, Мосман/ПМ/Практическая работа №9 Кириллов Веденяпин.docx
@@ -1,6 +1,6 @@
 
 <file path=word/document.xml><?xml version="1.0" encoding="utf-8"?>
-<w:document xmlns:wpc="http://schemas.microsoft.com/office/word/2010/wordprocessingCanvas" xmlns:cx="http://schemas.microsoft.com/office/drawing/2014/chartex" xmlns:cx1="http://schemas.microsoft.com/office/drawing/2015/9/8/chartex" xmlns:cx2="http://schemas.microsoft.com/office/drawing/2015/10/21/chartex" xmlns:cx3="http://schemas.microsoft.com/office/drawing/2016/5/9/chartex" xmlns:cx4="http://schemas.microsoft.com/office/drawing/2016/5/10/chartex" xmlns:cx5="http://schemas.microsoft.com/office/drawing/2016/5/11/chartex" xmlns:cx6="http://schemas.microsoft.com/office/drawing/2016/5/12/chartex" xmlns:cx7="http://schemas.microsoft.com/office/drawing/2016/5/13/chartex" xmlns:cx8="http://schemas.microsoft.com/office/drawing/2016/5/14/chartex" xmlns:mc="http://schemas.openxmlformats.org/markup-compatibility/2006" xmlns:aink="http://schemas.microsoft.com/office/drawing/2016/ink" xmlns:am3d="http://schemas.microsoft.com/office/drawing/2017/model3d" xmlns:o="urn:schemas-microsoft-com:office:office" xmlns:oel="http://schemas.microsoft.com/office/2019/extlst" xmlns:r="http://schemas.openxmlformats.org/officeDocument/2006/relationships" xmlns:m="http://schemas.openxmlformats.org/officeDocument/2006/math" xmlns:v="urn:schemas-microsoft-com:vml" xmlns:wp14="http://schemas.microsoft.com/office/word/2010/wordprocessingDrawing" xmlns:wp="http://schemas.openxmlformats.org/drawingml/2006/wordprocessingDrawing" xmlns:w10="urn:schemas-microsoft-com:office:word" xmlns:w="http://schemas.openxmlformats.org/wordprocessingml/2006/main" xmlns:w14="http://schemas.microsoft.com/office/word/2010/wordml" xmlns:w15="http://schemas.microsoft.com/office/word/2012/wordml" xmlns:w16cex="http://schemas.microsoft.com/office/word/2018/wordml/cex" xmlns:w16cid="http://schemas.microsoft.com/office/word/2016/wordml/cid" xmlns:w16="http://schemas.microsoft.com/office/word/2018/wordml" xmlns:w16du="http://schemas.microsoft.com/office/word/2023/wordml/word16du" xmlns:w16sdtdh="http://schemas.microsoft.com/office/word/2020/wordml/sdtdatahash" xmlns:w16se="http://schemas.microsoft.com/office/word/2015/wordml/symex" xmlns:wpg="http://schemas.microsoft.com/office/word/2010/wordprocessingGroup" xmlns:wpi="http://schemas.microsoft.com/office/word/2010/wordprocessingInk" xmlns:wne="http://schemas.microsoft.com/office/word/2006/wordml" xmlns:wps="http://schemas.microsoft.com/office/word/2010/wordprocessingShape" mc:Ignorable="w14 w15 w16se w16cid w16 w16cex w16sdtdh w16du wp14">
+<w:document xmlns:wpc="http://schemas.microsoft.com/office/word/2010/wordprocessingCanvas" xmlns:cx="http://schemas.microsoft.com/office/drawing/2014/chartex" xmlns:cx1="http://schemas.microsoft.com/office/drawing/2015/9/8/chartex" xmlns:cx2="http://schemas.microsoft.com/office/drawing/2015/10/21/chartex" xmlns:cx3="http://schemas.microsoft.com/office/drawing/2016/5/9/chartex" xmlns:cx4="http://schemas.microsoft.com/office/drawing/2016/5/10/chartex" xmlns:cx5="http://schemas.microsoft.com/office/drawing/2016/5/11/chartex" xmlns:cx6="http://schemas.microsoft.com/office/drawing/2016/5/12/chartex" xmlns:cx7="http://schemas.microsoft.com/office/drawing/2016/5/13/chartex" xmlns:cx8="http://schemas.microsoft.com/office/drawing/2016/5/14/chartex" xmlns:mc="http://schemas.openxmlformats.org/markup-compatibility/2006" xmlns:aink="http://schemas.microsoft.com/office/drawing/2016/ink" xmlns:am3d="http://schemas.microsoft.com/office/drawing/2017/model3d" xmlns:o="urn:schemas-microsoft-com:office:office" xmlns:r="http://schemas.openxmlformats.org/officeDocument/2006/relationships" xmlns:m="http://schemas.openxmlformats.org/officeDocument/2006/math" xmlns:v="urn:schemas-microsoft-com:vml" xmlns:wp14="http://schemas.microsoft.com/office/word/2010/wordprocessingDrawing" xmlns:wp="http://schemas.openxmlformats.org/drawingml/2006/wordprocessingDrawing" xmlns:w10="urn:schemas-microsoft-com:office:word" xmlns:w="http://schemas.openxmlformats.org/wordprocessingml/2006/main" xmlns:w14="http://schemas.microsoft.com/office/word/2010/wordml" xmlns:w15="http://schemas.microsoft.com/office/word/2012/wordml" xmlns:w16cex="http://schemas.microsoft.com/office/word/2018/wordml/cex" xmlns:w16cid="http://schemas.microsoft.com/office/word/2016/wordml/cid" xmlns:w16="http://schemas.microsoft.com/office/word/2018/wordml" xmlns:w16sdtdh="http://schemas.microsoft.com/office/word/2020/wordml/sdtdatahash" xmlns:w16se="http://schemas.microsoft.com/office/word/2015/wordml/symex" xmlns:wpg="http://schemas.microsoft.com/office/word/2010/wordprocessingGroup" xmlns:wpi="http://schemas.microsoft.com/office/word/2010/wordprocessingInk" xmlns:wne="http://schemas.microsoft.com/office/word/2006/wordml" xmlns:wps="http://schemas.microsoft.com/office/word/2010/wordprocessingShape" mc:Ignorable="w14 w15 w16se w16cid w16 w16cex w16sdtdh wp14">
   <w:body>
     <w:tbl>
       <w:tblPr>
@@ -105,7 +105,7 @@
                     </wp:anchor>
                   </w:drawing>
                 </mc:Choice>
-                <mc:Fallback>
+                <mc:Fallback xmlns:w16du="http://schemas.microsoft.com/office/word/2023/wordml/word16du" xmlns:oel="http://schemas.microsoft.com/office/2019/extlst">
                   <w:pict>
                     <v:rect w14:anchorId="05CFC89A" id="AutoShape 10" o:spid="_x0000_s1026" style="position:absolute;margin-left:0;margin-top:0;width:50pt;height:50pt;z-index:251659264;visibility:hidden;mso-wrap-style:square;mso-width-percent:0;mso-height-percent:0;mso-wrap-distance-left:9pt;mso-wrap-distance-top:0;mso-wrap-distance-right:9pt;mso-wrap-distance-bottom:0;mso-position-horizontal:absolute;mso-position-horizontal-relative:text;mso-position-vertical:absolute;mso-position-vertical-relative:text;mso-width-percent:0;mso-height-percent:0;mso-width-relative:page;mso-height-relative:page;v-text-anchor:top" o:gfxdata="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">
                       <v:stroke joinstyle="round"/>
@@ -368,7 +368,29 @@
                 <w:sz w:val="24"/>
                 <w:szCs w:val="24"/>
               </w:rPr>
-              <w:t>(НлФ ФГБОУ ВО «ПГУ»)</w:t>
+              <w:t>(</w:t>
+            </w:r>
+            <w:proofErr w:type="spellStart"/>
+            <w:r>
+              <w:rPr>
+                <w:rFonts w:ascii="Times New Roman" w:eastAsia="Times New Roman" w:hAnsi="Times New Roman" w:cs="Times New Roman"/>
+                <w:b/>
+                <w:color w:val="000000"/>
+                <w:sz w:val="24"/>
+                <w:szCs w:val="24"/>
+              </w:rPr>
+              <w:t>НлФ</w:t>
+            </w:r>
+            <w:proofErr w:type="spellEnd"/>
+            <w:r>
+              <w:rPr>
+                <w:rFonts w:ascii="Times New Roman" w:eastAsia="Times New Roman" w:hAnsi="Times New Roman" w:cs="Times New Roman"/>
+                <w:b/>
+                <w:color w:val="000000"/>
+                <w:sz w:val="24"/>
+                <w:szCs w:val="24"/>
+              </w:rPr>
+              <w:t xml:space="preserve"> ФГБОУ ВО «ПГУ»)</w:t>
             </w:r>
           </w:p>
         </w:tc>
@@ -521,7 +543,7 @@
               </wp:anchor>
             </w:drawing>
           </mc:Choice>
-          <mc:Fallback>
+          <mc:Fallback xmlns:w16du="http://schemas.microsoft.com/office/word/2023/wordml/word16du" xmlns:oel="http://schemas.microsoft.com/office/2019/extlst">
             <w:pict>
               <v:shape w14:anchorId="52ABAD4B" id="shape 1" o:spid="_x0000_s1026" style="position:absolute;margin-left:-56.65pt;margin-top:2.8pt;width:584.25pt;height:1.5pt;flip:y;z-index:251660288;visibility:visible;mso-wrap-style:square;mso-width-percent:0;mso-height-percent:0;mso-wrap-distance-left:9pt;mso-wrap-distance-top:0;mso-wrap-distance-right:9pt;mso-wrap-distance-bottom:0;mso-position-horizontal:absolute;mso-position-horizontal-relative:text;mso-position-vertical:absolute;mso-position-vertical-relative:text;mso-width-percent:0;mso-height-percent:0;mso-width-relative:page;mso-height-relative:page;v-text-anchor:top" coordsize="100000,100000" o:gfxdata="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" path="m,l100000,100000e" filled="f">
                 <v:path o:connecttype="custom" o:connectlocs="0,0;7419975,19050" o:connectangles="0,0" textboxrect="0,0,100000,100000"/>
@@ -574,6 +596,7 @@
           <w:listItem w:displayText="Реферат" w:value="Реферат"/>
         </w:comboBox>
       </w:sdtPr>
+      <w:sdtEndPr/>
       <w:sdtContent>
         <w:p>
           <w:pPr>
@@ -659,6 +682,7 @@
             <w:docPart w:val="0B063CD32BA940FCACCD6ED45990BAE2"/>
           </w:placeholder>
         </w:sdtPr>
+        <w:sdtEndPr/>
         <w:sdtContent>
           <w:r>
             <w:rPr>
@@ -717,6 +741,7 @@
             <w:docPart w:val="0B063CD32BA940FCACCD6ED45990BAE2"/>
           </w:placeholder>
         </w:sdtPr>
+        <w:sdtEndPr/>
         <w:sdtContent>
           <w:r>
             <w:rPr>
@@ -873,6 +898,7 @@
             <w:docPart w:val="0B063CD32BA940FCACCD6ED45990BAE2"/>
           </w:placeholder>
         </w:sdtPr>
+        <w:sdtEndPr/>
         <w:sdtContent>
           <w:r>
             <w:rPr>
@@ -901,6 +927,7 @@
           <w:docPart w:val="0B063CD32BA940FCACCD6ED45990BAE2"/>
         </w:placeholder>
       </w:sdtPr>
+      <w:sdtEndPr/>
       <w:sdtContent>
         <w:p>
           <w:pPr>
@@ -964,6 +991,7 @@
               <w:lang w:eastAsia="ru-RU"/>
             </w:rPr>
           </w:pPr>
+          <w:proofErr w:type="spellStart"/>
           <w:r>
             <w:rPr>
               <w:rFonts w:ascii="Times New Roman" w:eastAsia="Times New Roman" w:hAnsi="Times New Roman" w:cs="Times New Roman"/>
@@ -971,7 +999,17 @@
               <w:szCs w:val="28"/>
               <w:lang w:eastAsia="ru-RU"/>
             </w:rPr>
-            <w:t>Мосман А.П.</w:t>
+            <w:t>Мосман</w:t>
+          </w:r>
+          <w:proofErr w:type="spellEnd"/>
+          <w:r>
+            <w:rPr>
+              <w:rFonts w:ascii="Times New Roman" w:eastAsia="Times New Roman" w:hAnsi="Times New Roman" w:cs="Times New Roman"/>
+              <w:sz w:val="28"/>
+              <w:szCs w:val="28"/>
+              <w:lang w:eastAsia="ru-RU"/>
+            </w:rPr>
+            <w:t xml:space="preserve"> А.П.</w:t>
           </w:r>
         </w:p>
       </w:sdtContent>
@@ -1037,6 +1075,7 @@
           <w:docPart w:val="0B063CD32BA940FCACCD6ED45990BAE2"/>
         </w:placeholder>
       </w:sdtPr>
+      <w:sdtEndPr/>
       <w:sdtContent>
         <w:p>
           <w:pPr>
@@ -1294,6 +1333,10 @@
         <w:spacing w:before="0" w:beforeAutospacing="0" w:after="0" w:afterAutospacing="0" w:line="360" w:lineRule="auto"/>
         <w:ind w:firstLine="709"/>
         <w:jc w:val="both"/>
+        <w:rPr>
+          <w:sz w:val="28"/>
+          <w:szCs w:val="28"/>
+        </w:rPr>
       </w:pPr>
       <w:r>
         <w:rPr>
@@ -1314,27 +1357,11 @@
     </w:p>
     <w:p>
       <w:pPr>
-        <w:spacing w:after="0" w:line="360" w:lineRule="auto"/>
-        <w:ind w:firstLine="709"/>
-        <w:jc w:val="both"/>
-        <w:rPr>
-          <w:rFonts w:ascii="Times New Roman" w:eastAsia="Times New Roman" w:hAnsi="Times New Roman" w:cs="Times New Roman"/>
-          <w:b/>
-          <w:bCs/>
-          <w:sz w:val="28"/>
-          <w:szCs w:val="28"/>
-          <w:lang w:eastAsia="ru-RU"/>
-        </w:rPr>
-      </w:pPr>
-    </w:p>
-    <w:p>
-      <w:pPr>
-        <w:pStyle w:val="docdata"/>
+        <w:pStyle w:val="a4"/>
         <w:spacing w:before="0" w:beforeAutospacing="0" w:after="0" w:afterAutospacing="0" w:line="360" w:lineRule="auto"/>
         <w:ind w:firstLine="709"/>
         <w:jc w:val="both"/>
         <w:rPr>
-          <w:color w:val="000000"/>
           <w:sz w:val="28"/>
           <w:szCs w:val="28"/>
         </w:rPr>
@@ -1342,12 +1369,11 @@
     </w:p>
     <w:p>
       <w:pPr>
-        <w:pStyle w:val="docdata"/>
+        <w:pStyle w:val="a4"/>
         <w:spacing w:before="0" w:beforeAutospacing="0" w:after="0" w:afterAutospacing="0" w:line="360" w:lineRule="auto"/>
         <w:ind w:firstLine="709"/>
         <w:jc w:val="both"/>
         <w:rPr>
-          <w:color w:val="000000"/>
           <w:sz w:val="28"/>
           <w:szCs w:val="28"/>
         </w:rPr>
@@ -1355,12 +1381,11 @@
     </w:p>
     <w:p>
       <w:pPr>
-        <w:pStyle w:val="docdata"/>
+        <w:pStyle w:val="a4"/>
         <w:spacing w:before="0" w:beforeAutospacing="0" w:after="0" w:afterAutospacing="0" w:line="360" w:lineRule="auto"/>
         <w:ind w:firstLine="709"/>
         <w:jc w:val="both"/>
         <w:rPr>
-          <w:color w:val="000000"/>
           <w:sz w:val="28"/>
           <w:szCs w:val="28"/>
         </w:rPr>
@@ -1368,12 +1393,11 @@
     </w:p>
     <w:p>
       <w:pPr>
-        <w:pStyle w:val="docdata"/>
+        <w:pStyle w:val="a4"/>
         <w:spacing w:before="0" w:beforeAutospacing="0" w:after="0" w:afterAutospacing="0" w:line="360" w:lineRule="auto"/>
         <w:ind w:firstLine="709"/>
         <w:jc w:val="both"/>
         <w:rPr>
-          <w:color w:val="000000"/>
           <w:sz w:val="28"/>
           <w:szCs w:val="28"/>
         </w:rPr>
@@ -1381,12 +1405,11 @@
     </w:p>
     <w:p>
       <w:pPr>
-        <w:pStyle w:val="docdata"/>
+        <w:pStyle w:val="a4"/>
         <w:spacing w:before="0" w:beforeAutospacing="0" w:after="0" w:afterAutospacing="0" w:line="360" w:lineRule="auto"/>
         <w:ind w:firstLine="709"/>
         <w:jc w:val="both"/>
         <w:rPr>
-          <w:color w:val="000000"/>
           <w:sz w:val="28"/>
           <w:szCs w:val="28"/>
         </w:rPr>
@@ -1394,12 +1417,11 @@
     </w:p>
     <w:p>
       <w:pPr>
-        <w:pStyle w:val="docdata"/>
+        <w:pStyle w:val="a4"/>
         <w:spacing w:before="0" w:beforeAutospacing="0" w:after="0" w:afterAutospacing="0" w:line="360" w:lineRule="auto"/>
         <w:ind w:firstLine="709"/>
         <w:jc w:val="both"/>
         <w:rPr>
-          <w:color w:val="000000"/>
           <w:sz w:val="28"/>
           <w:szCs w:val="28"/>
         </w:rPr>
@@ -1407,12 +1429,11 @@
     </w:p>
     <w:p>
       <w:pPr>
-        <w:pStyle w:val="docdata"/>
+        <w:pStyle w:val="a4"/>
         <w:spacing w:before="0" w:beforeAutospacing="0" w:after="0" w:afterAutospacing="0" w:line="360" w:lineRule="auto"/>
         <w:ind w:firstLine="709"/>
         <w:jc w:val="both"/>
         <w:rPr>
-          <w:color w:val="000000"/>
           <w:sz w:val="28"/>
           <w:szCs w:val="28"/>
         </w:rPr>
@@ -1420,12 +1441,11 @@
     </w:p>
     <w:p>
       <w:pPr>
-        <w:pStyle w:val="docdata"/>
+        <w:pStyle w:val="a4"/>
         <w:spacing w:before="0" w:beforeAutospacing="0" w:after="0" w:afterAutospacing="0" w:line="360" w:lineRule="auto"/>
         <w:ind w:firstLine="709"/>
         <w:jc w:val="both"/>
         <w:rPr>
-          <w:color w:val="000000"/>
           <w:sz w:val="28"/>
           <w:szCs w:val="28"/>
         </w:rPr>
@@ -1433,12 +1453,11 @@
     </w:p>
     <w:p>
       <w:pPr>
-        <w:pStyle w:val="docdata"/>
+        <w:pStyle w:val="a4"/>
         <w:spacing w:before="0" w:beforeAutospacing="0" w:after="0" w:afterAutospacing="0" w:line="360" w:lineRule="auto"/>
         <w:ind w:firstLine="709"/>
         <w:jc w:val="both"/>
         <w:rPr>
-          <w:color w:val="000000"/>
           <w:sz w:val="28"/>
           <w:szCs w:val="28"/>
         </w:rPr>
@@ -1446,12 +1465,11 @@
     </w:p>
     <w:p>
       <w:pPr>
-        <w:pStyle w:val="docdata"/>
+        <w:pStyle w:val="a4"/>
         <w:spacing w:before="0" w:beforeAutospacing="0" w:after="0" w:afterAutospacing="0" w:line="360" w:lineRule="auto"/>
         <w:ind w:firstLine="709"/>
         <w:jc w:val="both"/>
         <w:rPr>
-          <w:color w:val="000000"/>
           <w:sz w:val="28"/>
           <w:szCs w:val="28"/>
         </w:rPr>
@@ -1459,12 +1477,71 @@
     </w:p>
     <w:p>
       <w:pPr>
-        <w:pStyle w:val="docdata"/>
+        <w:pStyle w:val="a4"/>
         <w:spacing w:before="0" w:beforeAutospacing="0" w:after="0" w:afterAutospacing="0" w:line="360" w:lineRule="auto"/>
         <w:ind w:firstLine="709"/>
         <w:jc w:val="both"/>
         <w:rPr>
-          <w:color w:val="000000"/>
+          <w:sz w:val="28"/>
+          <w:szCs w:val="28"/>
+        </w:rPr>
+      </w:pPr>
+    </w:p>
+    <w:p>
+      <w:pPr>
+        <w:pStyle w:val="a4"/>
+        <w:spacing w:before="0" w:beforeAutospacing="0" w:after="0" w:afterAutospacing="0" w:line="360" w:lineRule="auto"/>
+        <w:ind w:firstLine="709"/>
+        <w:jc w:val="both"/>
+        <w:rPr>
+          <w:sz w:val="28"/>
+          <w:szCs w:val="28"/>
+        </w:rPr>
+      </w:pPr>
+    </w:p>
+    <w:p>
+      <w:pPr>
+        <w:pStyle w:val="a4"/>
+        <w:spacing w:before="0" w:beforeAutospacing="0" w:after="0" w:afterAutospacing="0" w:line="360" w:lineRule="auto"/>
+        <w:ind w:firstLine="709"/>
+        <w:jc w:val="both"/>
+        <w:rPr>
+          <w:sz w:val="28"/>
+          <w:szCs w:val="28"/>
+        </w:rPr>
+      </w:pPr>
+    </w:p>
+    <w:p>
+      <w:pPr>
+        <w:pStyle w:val="a4"/>
+        <w:spacing w:before="0" w:beforeAutospacing="0" w:after="0" w:afterAutospacing="0" w:line="360" w:lineRule="auto"/>
+        <w:ind w:firstLine="709"/>
+        <w:jc w:val="both"/>
+        <w:rPr>
+          <w:sz w:val="28"/>
+          <w:szCs w:val="28"/>
+        </w:rPr>
+      </w:pPr>
+    </w:p>
+    <w:p>
+      <w:pPr>
+        <w:pStyle w:val="a4"/>
+        <w:spacing w:before="0" w:beforeAutospacing="0" w:after="0" w:afterAutospacing="0" w:line="360" w:lineRule="auto"/>
+        <w:ind w:firstLine="709"/>
+        <w:jc w:val="both"/>
+        <w:rPr>
+          <w:sz w:val="28"/>
+          <w:szCs w:val="28"/>
+        </w:rPr>
+      </w:pPr>
+    </w:p>
+    <w:p>
+      <w:pPr>
+        <w:pStyle w:val="a4"/>
+        <w:spacing w:before="0" w:beforeAutospacing="0" w:after="0" w:afterAutospacing="0" w:line="360" w:lineRule="auto"/>
+        <w:ind w:firstLine="709"/>
+        <w:jc w:val="both"/>
+        <w:rPr>
           <w:sz w:val="28"/>
           <w:szCs w:val="28"/>
         </w:rPr>
@@ -1484,57 +1561,7 @@
     </w:p>
     <w:p>
       <w:pPr>
-        <w:pStyle w:val="docdata"/>
-        <w:spacing w:before="0" w:beforeAutospacing="0" w:after="0" w:afterAutospacing="0" w:line="360" w:lineRule="auto"/>
-        <w:jc w:val="both"/>
-        <w:rPr>
-          <w:color w:val="000000"/>
-          <w:sz w:val="28"/>
-          <w:szCs w:val="28"/>
-        </w:rPr>
-      </w:pPr>
-    </w:p>
-    <w:p>
-      <w:pPr>
-        <w:pStyle w:val="docdata"/>
-        <w:spacing w:before="0" w:beforeAutospacing="0" w:after="0" w:afterAutospacing="0" w:line="360" w:lineRule="auto"/>
-        <w:jc w:val="both"/>
-        <w:rPr>
-          <w:color w:val="000000"/>
-          <w:sz w:val="28"/>
-          <w:szCs w:val="28"/>
-        </w:rPr>
-      </w:pPr>
-    </w:p>
-    <w:p>
-      <w:pPr>
-        <w:pStyle w:val="docdata"/>
-        <w:spacing w:before="0" w:beforeAutospacing="0" w:after="0" w:afterAutospacing="0" w:line="360" w:lineRule="auto"/>
-        <w:jc w:val="both"/>
-        <w:rPr>
-          <w:color w:val="000000"/>
-          <w:sz w:val="28"/>
-          <w:szCs w:val="28"/>
-        </w:rPr>
-      </w:pPr>
-    </w:p>
-    <w:p>
-      <w:pPr>
-        <w:pStyle w:val="docdata"/>
-        <w:spacing w:before="0" w:beforeAutospacing="0" w:after="0" w:afterAutospacing="0" w:line="360" w:lineRule="auto"/>
-        <w:jc w:val="both"/>
-        <w:rPr>
-          <w:color w:val="000000"/>
-          <w:sz w:val="28"/>
-          <w:szCs w:val="28"/>
-        </w:rPr>
-      </w:pPr>
-    </w:p>
-    <w:p>
-      <w:pPr>
-        <w:spacing w:after="0" w:line="360" w:lineRule="auto"/>
         <w:ind w:firstLine="709"/>
-        <w:jc w:val="both"/>
         <w:rPr>
           <w:rFonts w:ascii="Times New Roman" w:hAnsi="Times New Roman" w:cs="Times New Roman"/>
           <w:b/>
@@ -4123,7 +4150,25 @@
                 <w:sz w:val="24"/>
                 <w:szCs w:val="24"/>
               </w:rPr>
-              <w:t>Все пункты меню активны, тултипы отображаются при наведении</w:t>
+              <w:t xml:space="preserve">Все пункты меню активны, </w:t>
+            </w:r>
+            <w:proofErr w:type="spellStart"/>
+            <w:r>
+              <w:rPr>
+                <w:rFonts w:cs="Times New Roman"/>
+                <w:sz w:val="24"/>
+                <w:szCs w:val="24"/>
+              </w:rPr>
+              <w:t>тултипы</w:t>
+            </w:r>
+            <w:proofErr w:type="spellEnd"/>
+            <w:r>
+              <w:rPr>
+                <w:rFonts w:cs="Times New Roman"/>
+                <w:sz w:val="24"/>
+                <w:szCs w:val="24"/>
+              </w:rPr>
+              <w:t xml:space="preserve"> отображаются при наведении</w:t>
             </w:r>
           </w:p>
         </w:tc>
@@ -4394,7 +4439,7 @@
               </w:rPr>
               <w:t xml:space="preserve">Вопросы загружаются корректно, текст вопроса отображается правильно, все 4 радиокнопки видны и </w:t>
             </w:r>
-            <w:commentRangeStart w:id="1"/>
+            <w:proofErr w:type="spellStart"/>
             <w:r>
               <w:rPr>
                 <w:rFonts w:cs="Times New Roman"/>
@@ -4403,14 +4448,7 @@
               </w:rPr>
               <w:t>кликабельны</w:t>
             </w:r>
-            <w:commentRangeEnd w:id="1"/>
-            <w:r>
-              <w:rPr>
-                <w:rStyle w:val="af"/>
-                <w:rFonts w:asciiTheme="minorHAnsi" w:hAnsiTheme="minorHAnsi"/>
-              </w:rPr>
-              <w:commentReference w:id="1"/>
-            </w:r>
+            <w:proofErr w:type="spellEnd"/>
           </w:p>
         </w:tc>
         <w:tc>
@@ -6063,7 +6101,23 @@
           <w:sz w:val="28"/>
           <w:szCs w:val="28"/>
         </w:rPr>
-        <w:t>рограмма «MOss KNOWLEDGE TESTER 3000 PRO MAX» предназначена для проведения компьютерного тестирования знаний по различным темам.</w:t>
+        <w:t>рограмма «</w:t>
+      </w:r>
+      <w:proofErr w:type="spellStart"/>
+      <w:r>
+        <w:rPr>
+          <w:sz w:val="28"/>
+          <w:szCs w:val="28"/>
+        </w:rPr>
+        <w:t>MOss</w:t>
+      </w:r>
+      <w:proofErr w:type="spellEnd"/>
+      <w:r>
+        <w:rPr>
+          <w:sz w:val="28"/>
+          <w:szCs w:val="28"/>
+        </w:rPr>
+        <w:t xml:space="preserve"> KNOWLEDGE TESTER 3000 PRO MAX» предназначена для проведения компьютерного тестирования знаний по различным темам.</w:t>
       </w:r>
       <w:r>
         <w:rPr>
@@ -6128,12 +6182,37 @@
         </w:rPr>
         <w:t xml:space="preserve">64), программная среда .NET Framework 4.8 или выше (если используется </w:t>
       </w:r>
-      <w:r>
-        <w:rPr>
-          <w:sz w:val="28"/>
-          <w:szCs w:val="28"/>
-        </w:rPr>
-        <w:t>WinForms на .NET Framework) или NET 6 / .NET 7 Desktop Runtime (если используется современная версия .NET)</w:t>
+      <w:proofErr w:type="spellStart"/>
+      <w:r>
+        <w:rPr>
+          <w:sz w:val="28"/>
+          <w:szCs w:val="28"/>
+        </w:rPr>
+        <w:t>WinForms</w:t>
+      </w:r>
+      <w:proofErr w:type="spellEnd"/>
+      <w:r>
+        <w:rPr>
+          <w:sz w:val="28"/>
+          <w:szCs w:val="28"/>
+        </w:rPr>
+        <w:t xml:space="preserve"> на .NET Framework) или NET 6 / .NET 7 Desktop </w:t>
+      </w:r>
+      <w:proofErr w:type="spellStart"/>
+      <w:r>
+        <w:rPr>
+          <w:sz w:val="28"/>
+          <w:szCs w:val="28"/>
+        </w:rPr>
+        <w:t>Runtime</w:t>
+      </w:r>
+      <w:proofErr w:type="spellEnd"/>
+      <w:r>
+        <w:rPr>
+          <w:sz w:val="28"/>
+          <w:szCs w:val="28"/>
+        </w:rPr>
+        <w:t xml:space="preserve"> (если используется современная версия .NET)</w:t>
       </w:r>
       <w:r>
         <w:rPr>
@@ -6210,6 +6289,7 @@
         </w:rPr>
         <w:t xml:space="preserve">, откройте программу через исполняемый файл </w:t>
       </w:r>
+      <w:proofErr w:type="spellStart"/>
       <w:r>
         <w:rPr>
           <w:sz w:val="28"/>
@@ -6218,6 +6298,7 @@
         </w:rPr>
         <w:t>KnowledgeTester</w:t>
       </w:r>
+      <w:proofErr w:type="spellEnd"/>
       <w:r>
         <w:rPr>
           <w:sz w:val="28"/>
@@ -6287,7 +6368,7 @@
                     <pic:cNvPicPr/>
                   </pic:nvPicPr>
                   <pic:blipFill>
-                    <a:blip r:embed="rId30"/>
+                    <a:blip r:embed="rId26"/>
                     <a:stretch>
                       <a:fillRect/>
                     </a:stretch>
@@ -6314,6 +6395,7 @@
         </w:rPr>
         <w:t xml:space="preserve">Рисунок 1 – Исполняемый файл </w:t>
       </w:r>
+      <w:proofErr w:type="spellStart"/>
       <w:r>
         <w:rPr>
           <w:sz w:val="28"/>
@@ -6322,6 +6404,7 @@
         </w:rPr>
         <w:t>KnowledgeTester</w:t>
       </w:r>
+      <w:proofErr w:type="spellEnd"/>
       <w:r>
         <w:rPr>
           <w:sz w:val="28"/>
@@ -6359,6 +6442,13 @@
         </w:rPr>
         <w:t>Описание интерфейса:</w:t>
       </w:r>
+      <w:r>
+        <w:rPr>
+          <w:sz w:val="28"/>
+          <w:szCs w:val="28"/>
+        </w:rPr>
+        <w:t xml:space="preserve"> </w:t>
+      </w:r>
     </w:p>
     <w:p>
       <w:pPr>
@@ -6379,7 +6469,155 @@
           <w:sz w:val="28"/>
           <w:szCs w:val="28"/>
         </w:rPr>
-        <w:t>Инструкция по работе (сценарии использования):</w:t>
+        <w:t xml:space="preserve">Описание логотипа – логотип находиться в левом верхнем углу и закреплён на всех экранах сверху надпись </w:t>
+      </w:r>
+      <w:r>
+        <w:rPr>
+          <w:sz w:val="28"/>
+          <w:szCs w:val="28"/>
+        </w:rPr>
+        <w:t>“</w:t>
+      </w:r>
+      <w:r>
+        <w:rPr>
+          <w:sz w:val="28"/>
+          <w:szCs w:val="28"/>
+          <w:lang w:val="en-US"/>
+        </w:rPr>
+        <w:t>Moss</w:t>
+      </w:r>
+      <w:r>
+        <w:rPr>
+          <w:sz w:val="28"/>
+          <w:szCs w:val="28"/>
+        </w:rPr>
+        <w:t>”</w:t>
+      </w:r>
+      <w:r>
+        <w:rPr>
+          <w:sz w:val="28"/>
+          <w:szCs w:val="28"/>
+        </w:rPr>
+        <w:t xml:space="preserve"> от слова мозг (</w:t>
+      </w:r>
+      <w:proofErr w:type="spellStart"/>
+      <w:r>
+        <w:rPr>
+          <w:sz w:val="28"/>
+          <w:szCs w:val="28"/>
+        </w:rPr>
+        <w:t>мосс</w:t>
+      </w:r>
+      <w:proofErr w:type="spellEnd"/>
+      <w:r>
+        <w:rPr>
+          <w:sz w:val="28"/>
+          <w:szCs w:val="28"/>
+        </w:rPr>
+        <w:t xml:space="preserve">-мозг), выполнен в красных оттенках с жёлтым обрамлением правее находиться мозг с глазиками которые смотрят в одну точку и в него попала молния от этого у него закипела головка, затем снизу идет эффектная, сногсшибательная, </w:t>
+      </w:r>
+      <w:r>
+        <w:rPr>
+          <w:sz w:val="28"/>
+          <w:szCs w:val="28"/>
+        </w:rPr>
+        <w:lastRenderedPageBreak/>
+        <w:t>душераздирающая, мотивирующая надпись, чтобы учиться:</w:t>
+      </w:r>
+      <w:r>
+        <w:rPr>
+          <w:sz w:val="28"/>
+          <w:szCs w:val="28"/>
+        </w:rPr>
+        <w:t xml:space="preserve"> “</w:t>
+      </w:r>
+      <w:r>
+        <w:rPr>
+          <w:sz w:val="28"/>
+          <w:szCs w:val="28"/>
+          <w:lang w:val="en-US"/>
+        </w:rPr>
+        <w:t>KNOWLEDGE</w:t>
+      </w:r>
+      <w:r>
+        <w:rPr>
+          <w:sz w:val="28"/>
+          <w:szCs w:val="28"/>
+        </w:rPr>
+        <w:t xml:space="preserve"> </w:t>
+      </w:r>
+      <w:r>
+        <w:rPr>
+          <w:sz w:val="28"/>
+          <w:szCs w:val="28"/>
+          <w:lang w:val="en-US"/>
+        </w:rPr>
+        <w:t>TESTER</w:t>
+      </w:r>
+      <w:r>
+        <w:rPr>
+          <w:sz w:val="28"/>
+          <w:szCs w:val="28"/>
+        </w:rPr>
+        <w:t>”</w:t>
+      </w:r>
+      <w:r>
+        <w:rPr>
+          <w:sz w:val="28"/>
+          <w:szCs w:val="28"/>
+        </w:rPr>
+        <w:t xml:space="preserve"> выполненная в бело-желтых тонах, а затем идет модель нашей программы: </w:t>
+      </w:r>
+      <w:r>
+        <w:rPr>
+          <w:sz w:val="28"/>
+          <w:szCs w:val="28"/>
+        </w:rPr>
+        <w:t xml:space="preserve">“3000 </w:t>
+      </w:r>
+      <w:r>
+        <w:rPr>
+          <w:sz w:val="28"/>
+          <w:szCs w:val="28"/>
+          <w:lang w:val="en-US"/>
+        </w:rPr>
+        <w:t>PRO</w:t>
+      </w:r>
+      <w:r>
+        <w:rPr>
+          <w:sz w:val="28"/>
+          <w:szCs w:val="28"/>
+        </w:rPr>
+        <w:t xml:space="preserve"> </w:t>
+      </w:r>
+      <w:r>
+        <w:rPr>
+          <w:sz w:val="28"/>
+          <w:szCs w:val="28"/>
+          <w:lang w:val="en-US"/>
+        </w:rPr>
+        <w:t>MAX</w:t>
+      </w:r>
+      <w:r>
+        <w:rPr>
+          <w:sz w:val="28"/>
+          <w:szCs w:val="28"/>
+        </w:rPr>
+        <w:t>”</w:t>
+      </w:r>
+      <w:r>
+        <w:rPr>
+          <w:sz w:val="28"/>
+          <w:szCs w:val="28"/>
+        </w:rPr>
+        <w:t xml:space="preserve"> (примечание: вдохновлялись китайскими машинами)</w:t>
+      </w:r>
+      <w:r>
+        <w:rPr>
+          <w:sz w:val="28"/>
+          <w:szCs w:val="28"/>
+        </w:rPr>
+        <w:t>.</w:t>
       </w:r>
     </w:p>
     <w:p>
@@ -6390,84 +6628,6 @@
         </w:tabs>
         <w:spacing w:before="0" w:beforeAutospacing="0" w:after="0" w:afterAutospacing="0" w:line="360" w:lineRule="auto"/>
         <w:ind w:firstLine="709"/>
-        <w:jc w:val="both"/>
-        <w:rPr>
-          <w:sz w:val="28"/>
-          <w:szCs w:val="28"/>
-        </w:rPr>
-      </w:pPr>
-      <w:r>
-        <w:rPr>
-          <w:sz w:val="28"/>
-          <w:szCs w:val="28"/>
-        </w:rPr>
-        <w:t xml:space="preserve">Сценарий 1: </w:t>
-      </w:r>
-      <w:r>
-        <w:rPr>
-          <w:sz w:val="28"/>
-          <w:szCs w:val="28"/>
-        </w:rPr>
-        <w:t>как выбрать тест и приступить к прохождению: 1. Запустите приложение, на экране вы увидите главное меню приложения с выпадающим списков вариантов тестов.</w:t>
-      </w:r>
-      <w:r>
-        <w:rPr>
-          <w:sz w:val="28"/>
-          <w:szCs w:val="28"/>
-        </w:rPr>
-        <w:t xml:space="preserve"> 2.</w:t>
-      </w:r>
-      <w:r>
-        <w:rPr>
-          <w:sz w:val="28"/>
-          <w:szCs w:val="28"/>
-        </w:rPr>
-        <w:t xml:space="preserve"> В выпадающем списке выберите нужный вариант теста. 3. Нажмите кнопку начать тестирование, где затем откроется экоаг </w:t>
-      </w:r>
-      <w:r>
-        <w:rPr>
-          <w:sz w:val="28"/>
-          <w:szCs w:val="28"/>
-        </w:rPr>
-        <w:lastRenderedPageBreak/>
-        <w:t xml:space="preserve">ввода имени пользователя (можно оставить пустым, будет присвоено автоматически имя пользователя </w:t>
-      </w:r>
-      <w:r>
-        <w:rPr>
-          <w:sz w:val="28"/>
-          <w:szCs w:val="28"/>
-        </w:rPr>
-        <w:t>“</w:t>
-      </w:r>
-      <w:r>
-        <w:rPr>
-          <w:sz w:val="28"/>
-          <w:szCs w:val="28"/>
-        </w:rPr>
-        <w:t>Аноним</w:t>
-      </w:r>
-      <w:r>
-        <w:rPr>
-          <w:sz w:val="28"/>
-          <w:szCs w:val="28"/>
-        </w:rPr>
-        <w:t>”</w:t>
-      </w:r>
-      <w:r>
-        <w:rPr>
-          <w:sz w:val="28"/>
-          <w:szCs w:val="28"/>
-        </w:rPr>
-        <w:t>). 4. Нажмите кнопку продолжить, тест начнется, покажется первый вопрос.</w:t>
-      </w:r>
-    </w:p>
-    <w:p>
-      <w:pPr>
-        <w:pStyle w:val="a4"/>
-        <w:tabs>
-          <w:tab w:val="left" w:pos="4554"/>
-        </w:tabs>
-        <w:spacing w:before="0" w:beforeAutospacing="0" w:after="0" w:afterAutospacing="0" w:line="360" w:lineRule="auto"/>
         <w:jc w:val="center"/>
         <w:rPr>
           <w:sz w:val="28"/>
@@ -6476,15 +6636,14 @@
       </w:pPr>
       <w:r>
         <w:rPr>
-          <w:noProof/>
           <w:sz w:val="28"/>
           <w:szCs w:val="28"/>
         </w:rPr>
         <w:drawing>
-          <wp:inline distT="0" distB="0" distL="0" distR="0" wp14:anchorId="03219700" wp14:editId="5154102D">
-            <wp:extent cx="5306165" cy="3115110"/>
-            <wp:effectExtent l="0" t="0" r="0" b="9525"/>
-            <wp:docPr id="967988473" name="Рисунок 1"/>
+          <wp:inline distT="0" distB="0" distL="0" distR="0" wp14:anchorId="3F983546" wp14:editId="4D408709">
+            <wp:extent cx="1438275" cy="1181100"/>
+            <wp:effectExtent l="0" t="0" r="9525" b="0"/>
+            <wp:docPr id="1" name="Рисунок 1"/>
             <wp:cNvGraphicFramePr>
               <a:graphicFrameLocks xmlns:a="http://schemas.openxmlformats.org/drawingml/2006/main" noChangeAspect="1"/>
             </wp:cNvGraphicFramePr>
@@ -6492,11 +6651,11 @@
               <a:graphicData uri="http://schemas.openxmlformats.org/drawingml/2006/picture">
                 <pic:pic xmlns:pic="http://schemas.openxmlformats.org/drawingml/2006/picture">
                   <pic:nvPicPr>
-                    <pic:cNvPr id="967988473" name=""/>
+                    <pic:cNvPr id="1" name=""/>
                     <pic:cNvPicPr/>
                   </pic:nvPicPr>
                   <pic:blipFill>
-                    <a:blip r:embed="rId31"/>
+                    <a:blip r:embed="rId27"/>
                     <a:stretch>
                       <a:fillRect/>
                     </a:stretch>
@@ -6504,7 +6663,7 @@
                   <pic:spPr>
                     <a:xfrm>
                       <a:off x="0" y="0"/>
-                      <a:ext cx="5306165" cy="3115110"/>
+                      <a:ext cx="1438275" cy="1181100"/>
                     </a:xfrm>
                     <a:prstGeom prst="rect">
                       <a:avLst/>
@@ -6536,21 +6695,98 @@
           <w:sz w:val="28"/>
           <w:szCs w:val="28"/>
         </w:rPr>
-        <w:t>Сценарий 2: как отве</w:t>
-      </w:r>
-      <w:r>
-        <w:rPr>
-          <w:sz w:val="28"/>
-          <w:szCs w:val="28"/>
-        </w:rPr>
-        <w:t>чать</w:t>
-      </w:r>
-      <w:r>
-        <w:rPr>
-          <w:sz w:val="28"/>
-          <w:szCs w:val="28"/>
-        </w:rPr>
-        <w:t xml:space="preserve"> на вопросы и узнать результат тестирования: 1. В разделе варианта ответа выберите один из четырех вариантов ответа на вопрос, нажав на радиокнопку. 2. Нажмите кнопку продолжить. 3. Программа выведет правильный ответ зеленым цветом, а если ваш ответ был неверный – подчеркнется красным и покажет правильный ответ. 4. Нажмите повторно кнопку продолжить для перехода к следующему вопросу. 5. После ответа на последний вопрос программа покажет всплывающее окно с результатом тестирования, которое будет содержать: количество правильных ответов из общего числа вопросов и результат в процентах. 6. Приложение автоматически сохранит результат, ознакомиться с которым можно будет в истории тестирований.</w:t>
+        <w:t xml:space="preserve">Описание главного меню – сразу же нас встречает надпись </w:t>
+      </w:r>
+      <w:r>
+        <w:rPr>
+          <w:sz w:val="28"/>
+          <w:szCs w:val="28"/>
+        </w:rPr>
+        <w:t>“</w:t>
+      </w:r>
+      <w:r>
+        <w:rPr>
+          <w:sz w:val="28"/>
+          <w:szCs w:val="28"/>
+        </w:rPr>
+        <w:t>Выберите тест из списка</w:t>
+      </w:r>
+      <w:r>
+        <w:rPr>
+          <w:sz w:val="28"/>
+          <w:szCs w:val="28"/>
+        </w:rPr>
+        <w:t>”</w:t>
+      </w:r>
+      <w:r>
+        <w:rPr>
+          <w:sz w:val="28"/>
+          <w:szCs w:val="28"/>
+        </w:rPr>
+        <w:t xml:space="preserve">, выпадающий список, а также красная, заряженная, как лада гранта спорт, надпись </w:t>
+      </w:r>
+      <w:r>
+        <w:rPr>
+          <w:sz w:val="28"/>
+          <w:szCs w:val="28"/>
+        </w:rPr>
+        <w:t>“</w:t>
+      </w:r>
+      <w:r>
+        <w:rPr>
+          <w:sz w:val="28"/>
+          <w:szCs w:val="28"/>
+        </w:rPr>
+        <w:t>Начать тестирование</w:t>
+      </w:r>
+      <w:r>
+        <w:rPr>
+          <w:sz w:val="28"/>
+          <w:szCs w:val="28"/>
+        </w:rPr>
+        <w:t>”</w:t>
+      </w:r>
+      <w:r>
+        <w:rPr>
+          <w:sz w:val="28"/>
+          <w:szCs w:val="28"/>
+        </w:rPr>
+        <w:t xml:space="preserve"> с черными окантовками, как на самых престижных автомобилях (по типу российского автопрома), а также самые любопытные любовные люди заметили в правом верхнем углу </w:t>
+      </w:r>
+      <w:r>
+        <w:rPr>
+          <w:sz w:val="28"/>
+          <w:szCs w:val="28"/>
+        </w:rPr>
+        <w:t xml:space="preserve">кнопку </w:t>
+      </w:r>
+      <w:r>
+        <w:rPr>
+          <w:sz w:val="28"/>
+          <w:szCs w:val="28"/>
+        </w:rPr>
+        <w:t>“</w:t>
+      </w:r>
+      <w:r>
+        <w:rPr>
+          <w:sz w:val="28"/>
+          <w:szCs w:val="28"/>
+        </w:rPr>
+        <w:t>Просмотреть историю тестирований</w:t>
+      </w:r>
+      <w:r>
+        <w:rPr>
+          <w:sz w:val="28"/>
+          <w:szCs w:val="28"/>
+        </w:rPr>
+        <w:t>”</w:t>
+      </w:r>
+      <w:r>
+        <w:rPr>
+          <w:sz w:val="28"/>
+          <w:szCs w:val="28"/>
+        </w:rPr>
+        <w:t>.</w:t>
       </w:r>
     </w:p>
     <w:p>
@@ -6568,16 +6804,14 @@
       </w:pPr>
       <w:r>
         <w:rPr>
-          <w:noProof/>
-          <w:sz w:val="28"/>
-          <w:szCs w:val="28"/>
-        </w:rPr>
-        <w:lastRenderedPageBreak/>
+          <w:sz w:val="28"/>
+          <w:szCs w:val="28"/>
+        </w:rPr>
         <w:drawing>
-          <wp:inline distT="0" distB="0" distL="0" distR="0" wp14:anchorId="45D3C530" wp14:editId="23C65B3B">
-            <wp:extent cx="5306165" cy="3105583"/>
-            <wp:effectExtent l="0" t="0" r="8890" b="0"/>
-            <wp:docPr id="1148058272" name="Рисунок 1"/>
+          <wp:inline distT="0" distB="0" distL="0" distR="0" wp14:anchorId="3E7E1DB5" wp14:editId="770E07AC">
+            <wp:extent cx="5810250" cy="3400425"/>
+            <wp:effectExtent l="0" t="0" r="0" b="9525"/>
+            <wp:docPr id="5" name="Рисунок 5"/>
             <wp:cNvGraphicFramePr>
               <a:graphicFrameLocks xmlns:a="http://schemas.openxmlformats.org/drawingml/2006/main" noChangeAspect="1"/>
             </wp:cNvGraphicFramePr>
@@ -6585,11 +6819,229 @@
               <a:graphicData uri="http://schemas.openxmlformats.org/drawingml/2006/picture">
                 <pic:pic xmlns:pic="http://schemas.openxmlformats.org/drawingml/2006/picture">
                   <pic:nvPicPr>
-                    <pic:cNvPr id="1148058272" name=""/>
+                    <pic:cNvPr id="1" name=""/>
+                    <pic:cNvPicPr/>
+                  </pic:nvPicPr>
+                  <pic:blipFill rotWithShape="1">
+                    <a:blip r:embed="rId28"/>
+                    <a:srcRect l="802" r="1390" b="2049"/>
+                    <a:stretch/>
+                  </pic:blipFill>
+                  <pic:spPr bwMode="auto">
+                    <a:xfrm>
+                      <a:off x="0" y="0"/>
+                      <a:ext cx="5810250" cy="3400425"/>
+                    </a:xfrm>
+                    <a:prstGeom prst="rect">
+                      <a:avLst/>
+                    </a:prstGeom>
+                    <a:ln>
+                      <a:noFill/>
+                    </a:ln>
+                    <a:extLst>
+                      <a:ext uri="{53640926-AAD7-44D8-BBD7-CCE9431645EC}">
+                        <a14:shadowObscured xmlns:a14="http://schemas.microsoft.com/office/drawing/2010/main"/>
+                      </a:ext>
+                    </a:extLst>
+                  </pic:spPr>
+                </pic:pic>
+              </a:graphicData>
+            </a:graphic>
+          </wp:inline>
+        </w:drawing>
+      </w:r>
+    </w:p>
+    <w:p>
+      <w:pPr>
+        <w:pStyle w:val="a4"/>
+        <w:tabs>
+          <w:tab w:val="left" w:pos="4554"/>
+        </w:tabs>
+        <w:spacing w:before="0" w:beforeAutospacing="0" w:after="0" w:afterAutospacing="0" w:line="360" w:lineRule="auto"/>
+        <w:jc w:val="center"/>
+        <w:rPr>
+          <w:sz w:val="28"/>
+          <w:szCs w:val="28"/>
+        </w:rPr>
+      </w:pPr>
+    </w:p>
+    <w:p>
+      <w:pPr>
+        <w:pStyle w:val="a4"/>
+        <w:tabs>
+          <w:tab w:val="left" w:pos="4554"/>
+        </w:tabs>
+        <w:spacing w:before="0" w:beforeAutospacing="0" w:after="0" w:afterAutospacing="0" w:line="360" w:lineRule="auto"/>
+        <w:jc w:val="center"/>
+        <w:rPr>
+          <w:sz w:val="28"/>
+          <w:szCs w:val="28"/>
+        </w:rPr>
+      </w:pPr>
+    </w:p>
+    <w:p>
+      <w:pPr>
+        <w:pStyle w:val="a4"/>
+        <w:tabs>
+          <w:tab w:val="left" w:pos="4554"/>
+        </w:tabs>
+        <w:spacing w:before="0" w:beforeAutospacing="0" w:after="0" w:afterAutospacing="0" w:line="360" w:lineRule="auto"/>
+        <w:jc w:val="center"/>
+        <w:rPr>
+          <w:sz w:val="28"/>
+          <w:szCs w:val="28"/>
+        </w:rPr>
+      </w:pPr>
+    </w:p>
+    <w:p>
+      <w:pPr>
+        <w:pStyle w:val="a4"/>
+        <w:tabs>
+          <w:tab w:val="left" w:pos="4554"/>
+        </w:tabs>
+        <w:spacing w:before="0" w:beforeAutospacing="0" w:after="0" w:afterAutospacing="0" w:line="360" w:lineRule="auto"/>
+        <w:jc w:val="center"/>
+        <w:rPr>
+          <w:sz w:val="28"/>
+          <w:szCs w:val="28"/>
+        </w:rPr>
+      </w:pPr>
+    </w:p>
+    <w:p>
+      <w:pPr>
+        <w:pStyle w:val="a4"/>
+        <w:tabs>
+          <w:tab w:val="left" w:pos="4554"/>
+        </w:tabs>
+        <w:spacing w:before="0" w:beforeAutospacing="0" w:after="0" w:afterAutospacing="0" w:line="360" w:lineRule="auto"/>
+        <w:ind w:firstLine="709"/>
+        <w:jc w:val="both"/>
+        <w:rPr>
+          <w:sz w:val="28"/>
+          <w:szCs w:val="28"/>
+        </w:rPr>
+      </w:pPr>
+      <w:r>
+        <w:rPr>
+          <w:sz w:val="28"/>
+          <w:szCs w:val="28"/>
+        </w:rPr>
+        <w:lastRenderedPageBreak/>
+        <w:t xml:space="preserve">Описание страницы истории тестирований – встречает нас эффектная надпись </w:t>
+      </w:r>
+      <w:r>
+        <w:rPr>
+          <w:sz w:val="28"/>
+          <w:szCs w:val="28"/>
+        </w:rPr>
+        <w:t>“</w:t>
+      </w:r>
+      <w:r>
+        <w:rPr>
+          <w:sz w:val="28"/>
+          <w:szCs w:val="28"/>
+        </w:rPr>
+        <w:t>История тестирований</w:t>
+      </w:r>
+      <w:r>
+        <w:rPr>
+          <w:sz w:val="28"/>
+          <w:szCs w:val="28"/>
+        </w:rPr>
+        <w:t>”</w:t>
+      </w:r>
+      <w:r>
+        <w:rPr>
+          <w:sz w:val="28"/>
+          <w:szCs w:val="28"/>
+        </w:rPr>
+        <w:t xml:space="preserve">, в правом верхнем углу </w:t>
+      </w:r>
+      <w:r>
+        <w:rPr>
+          <w:sz w:val="28"/>
+          <w:szCs w:val="28"/>
+        </w:rPr>
+        <w:t>кнопка</w:t>
+      </w:r>
+      <w:r>
+        <w:rPr>
+          <w:sz w:val="28"/>
+          <w:szCs w:val="28"/>
+        </w:rPr>
+        <w:t xml:space="preserve"> </w:t>
+      </w:r>
+      <w:r>
+        <w:rPr>
+          <w:sz w:val="28"/>
+          <w:szCs w:val="28"/>
+        </w:rPr>
+        <w:t>“</w:t>
+      </w:r>
+      <w:r>
+        <w:rPr>
+          <w:sz w:val="28"/>
+          <w:szCs w:val="28"/>
+        </w:rPr>
+        <w:t>Вернуться в главное меню</w:t>
+      </w:r>
+      <w:r>
+        <w:rPr>
+          <w:sz w:val="28"/>
+          <w:szCs w:val="28"/>
+        </w:rPr>
+        <w:t xml:space="preserve">”, </w:t>
+      </w:r>
+      <w:r>
+        <w:rPr>
+          <w:sz w:val="28"/>
+          <w:szCs w:val="28"/>
+        </w:rPr>
+        <w:t>а в середине экрана грандиозная, сладкая, привлекательная обводочка, содержащая в себе</w:t>
+      </w:r>
+      <w:r>
+        <w:rPr>
+          <w:sz w:val="28"/>
+          <w:szCs w:val="28"/>
+        </w:rPr>
+        <w:t xml:space="preserve"> историю тестирований.</w:t>
+      </w:r>
+    </w:p>
+    <w:p>
+      <w:pPr>
+        <w:pStyle w:val="a4"/>
+        <w:tabs>
+          <w:tab w:val="left" w:pos="4554"/>
+        </w:tabs>
+        <w:spacing w:before="0" w:beforeAutospacing="0" w:after="0" w:afterAutospacing="0" w:line="360" w:lineRule="auto"/>
+        <w:jc w:val="center"/>
+        <w:rPr>
+          <w:sz w:val="28"/>
+          <w:szCs w:val="28"/>
+        </w:rPr>
+      </w:pPr>
+      <w:r>
+        <w:rPr>
+          <w:sz w:val="28"/>
+          <w:szCs w:val="28"/>
+        </w:rPr>
+        <w:drawing>
+          <wp:inline distT="0" distB="0" distL="0" distR="0" wp14:anchorId="414EB237" wp14:editId="400A873A">
+            <wp:extent cx="5940425" cy="3509645"/>
+            <wp:effectExtent l="0" t="0" r="3175" b="0"/>
+            <wp:docPr id="6" name="Рисунок 6"/>
+            <wp:cNvGraphicFramePr>
+              <a:graphicFrameLocks xmlns:a="http://schemas.openxmlformats.org/drawingml/2006/main" noChangeAspect="1"/>
+            </wp:cNvGraphicFramePr>
+            <a:graphic xmlns:a="http://schemas.openxmlformats.org/drawingml/2006/main">
+              <a:graphicData uri="http://schemas.openxmlformats.org/drawingml/2006/picture">
+                <pic:pic xmlns:pic="http://schemas.openxmlformats.org/drawingml/2006/picture">
+                  <pic:nvPicPr>
+                    <pic:cNvPr id="1" name=""/>
                     <pic:cNvPicPr/>
                   </pic:nvPicPr>
                   <pic:blipFill>
-                    <a:blip r:embed="rId32"/>
+                    <a:blip r:embed="rId29"/>
                     <a:stretch>
                       <a:fillRect/>
                     </a:stretch>
@@ -6597,7 +7049,7 @@
                   <pic:spPr>
                     <a:xfrm>
                       <a:off x="0" y="0"/>
-                      <a:ext cx="5306165" cy="3105583"/>
+                      <a:ext cx="5940425" cy="3509645"/>
                     </a:xfrm>
                     <a:prstGeom prst="rect">
                       <a:avLst/>
@@ -6617,6 +7069,188 @@
           <w:tab w:val="left" w:pos="4554"/>
         </w:tabs>
         <w:spacing w:before="0" w:beforeAutospacing="0" w:after="0" w:afterAutospacing="0" w:line="360" w:lineRule="auto"/>
+        <w:jc w:val="center"/>
+        <w:rPr>
+          <w:sz w:val="28"/>
+          <w:szCs w:val="28"/>
+        </w:rPr>
+      </w:pPr>
+    </w:p>
+    <w:p>
+      <w:pPr>
+        <w:pStyle w:val="a4"/>
+        <w:tabs>
+          <w:tab w:val="left" w:pos="4554"/>
+        </w:tabs>
+        <w:spacing w:before="0" w:beforeAutospacing="0" w:after="0" w:afterAutospacing="0" w:line="360" w:lineRule="auto"/>
+        <w:jc w:val="center"/>
+        <w:rPr>
+          <w:sz w:val="28"/>
+          <w:szCs w:val="28"/>
+        </w:rPr>
+      </w:pPr>
+    </w:p>
+    <w:p>
+      <w:pPr>
+        <w:pStyle w:val="a4"/>
+        <w:tabs>
+          <w:tab w:val="left" w:pos="4554"/>
+        </w:tabs>
+        <w:spacing w:before="0" w:beforeAutospacing="0" w:after="0" w:afterAutospacing="0" w:line="360" w:lineRule="auto"/>
+        <w:jc w:val="center"/>
+        <w:rPr>
+          <w:sz w:val="28"/>
+          <w:szCs w:val="28"/>
+        </w:rPr>
+      </w:pPr>
+    </w:p>
+    <w:p>
+      <w:pPr>
+        <w:pStyle w:val="a4"/>
+        <w:tabs>
+          <w:tab w:val="left" w:pos="4554"/>
+        </w:tabs>
+        <w:spacing w:before="0" w:beforeAutospacing="0" w:after="0" w:afterAutospacing="0" w:line="360" w:lineRule="auto"/>
+        <w:jc w:val="center"/>
+        <w:rPr>
+          <w:sz w:val="28"/>
+          <w:szCs w:val="28"/>
+        </w:rPr>
+      </w:pPr>
+    </w:p>
+    <w:p>
+      <w:pPr>
+        <w:pStyle w:val="a4"/>
+        <w:tabs>
+          <w:tab w:val="left" w:pos="4554"/>
+        </w:tabs>
+        <w:spacing w:before="0" w:beforeAutospacing="0" w:after="0" w:afterAutospacing="0" w:line="360" w:lineRule="auto"/>
+        <w:jc w:val="center"/>
+        <w:rPr>
+          <w:sz w:val="28"/>
+          <w:szCs w:val="28"/>
+        </w:rPr>
+      </w:pPr>
+    </w:p>
+    <w:p>
+      <w:pPr>
+        <w:pStyle w:val="a4"/>
+        <w:tabs>
+          <w:tab w:val="left" w:pos="4554"/>
+        </w:tabs>
+        <w:spacing w:before="0" w:beforeAutospacing="0" w:after="0" w:afterAutospacing="0" w:line="360" w:lineRule="auto"/>
+        <w:jc w:val="center"/>
+        <w:rPr>
+          <w:sz w:val="28"/>
+          <w:szCs w:val="28"/>
+        </w:rPr>
+      </w:pPr>
+    </w:p>
+    <w:p>
+      <w:pPr>
+        <w:pStyle w:val="a4"/>
+        <w:tabs>
+          <w:tab w:val="left" w:pos="4554"/>
+        </w:tabs>
+        <w:spacing w:before="0" w:beforeAutospacing="0" w:after="0" w:afterAutospacing="0" w:line="360" w:lineRule="auto"/>
+        <w:jc w:val="center"/>
+        <w:rPr>
+          <w:sz w:val="28"/>
+          <w:szCs w:val="28"/>
+        </w:rPr>
+      </w:pPr>
+    </w:p>
+    <w:p>
+      <w:pPr>
+        <w:pStyle w:val="a4"/>
+        <w:tabs>
+          <w:tab w:val="left" w:pos="4554"/>
+        </w:tabs>
+        <w:spacing w:before="0" w:beforeAutospacing="0" w:after="0" w:afterAutospacing="0" w:line="360" w:lineRule="auto"/>
+        <w:jc w:val="center"/>
+        <w:rPr>
+          <w:sz w:val="28"/>
+          <w:szCs w:val="28"/>
+        </w:rPr>
+      </w:pPr>
+    </w:p>
+    <w:p>
+      <w:pPr>
+        <w:pStyle w:val="a4"/>
+        <w:tabs>
+          <w:tab w:val="left" w:pos="4554"/>
+        </w:tabs>
+        <w:spacing w:before="0" w:beforeAutospacing="0" w:after="0" w:afterAutospacing="0" w:line="360" w:lineRule="auto"/>
+        <w:jc w:val="center"/>
+        <w:rPr>
+          <w:sz w:val="28"/>
+          <w:szCs w:val="28"/>
+        </w:rPr>
+      </w:pPr>
+    </w:p>
+    <w:p>
+      <w:pPr>
+        <w:pStyle w:val="a4"/>
+        <w:tabs>
+          <w:tab w:val="left" w:pos="4554"/>
+        </w:tabs>
+        <w:spacing w:before="0" w:beforeAutospacing="0" w:after="0" w:afterAutospacing="0" w:line="360" w:lineRule="auto"/>
+        <w:jc w:val="center"/>
+        <w:rPr>
+          <w:sz w:val="28"/>
+          <w:szCs w:val="28"/>
+        </w:rPr>
+      </w:pPr>
+    </w:p>
+    <w:p>
+      <w:pPr>
+        <w:pStyle w:val="a4"/>
+        <w:tabs>
+          <w:tab w:val="left" w:pos="4554"/>
+        </w:tabs>
+        <w:spacing w:before="0" w:beforeAutospacing="0" w:after="0" w:afterAutospacing="0" w:line="360" w:lineRule="auto"/>
+        <w:jc w:val="center"/>
+        <w:rPr>
+          <w:sz w:val="28"/>
+          <w:szCs w:val="28"/>
+        </w:rPr>
+      </w:pPr>
+    </w:p>
+    <w:p>
+      <w:pPr>
+        <w:pStyle w:val="a4"/>
+        <w:tabs>
+          <w:tab w:val="left" w:pos="4554"/>
+        </w:tabs>
+        <w:spacing w:before="0" w:beforeAutospacing="0" w:after="0" w:afterAutospacing="0" w:line="360" w:lineRule="auto"/>
+        <w:jc w:val="center"/>
+        <w:rPr>
+          <w:sz w:val="28"/>
+          <w:szCs w:val="28"/>
+        </w:rPr>
+      </w:pPr>
+    </w:p>
+    <w:p>
+      <w:pPr>
+        <w:pStyle w:val="a4"/>
+        <w:tabs>
+          <w:tab w:val="left" w:pos="4554"/>
+        </w:tabs>
+        <w:spacing w:before="0" w:beforeAutospacing="0" w:after="0" w:afterAutospacing="0" w:line="360" w:lineRule="auto"/>
+        <w:jc w:val="center"/>
+        <w:rPr>
+          <w:sz w:val="28"/>
+          <w:szCs w:val="28"/>
+        </w:rPr>
+      </w:pPr>
+    </w:p>
+    <w:p>
+      <w:pPr>
+        <w:pStyle w:val="a4"/>
+        <w:tabs>
+          <w:tab w:val="left" w:pos="4554"/>
+        </w:tabs>
+        <w:spacing w:before="0" w:beforeAutospacing="0" w:after="0" w:afterAutospacing="0" w:line="360" w:lineRule="auto"/>
         <w:ind w:firstLine="709"/>
         <w:jc w:val="both"/>
         <w:rPr>
@@ -6629,14 +7263,8 @@
           <w:sz w:val="28"/>
           <w:szCs w:val="28"/>
         </w:rPr>
-        <w:t>Сценарий 3: как посмотреть историю тестирований</w:t>
-      </w:r>
-      <w:r>
-        <w:rPr>
-          <w:sz w:val="28"/>
-          <w:szCs w:val="28"/>
-        </w:rPr>
-        <w:t xml:space="preserve">: 1. В главном меню в правом верхнем углу нажмите на кнопку </w:t>
+        <w:lastRenderedPageBreak/>
+        <w:t xml:space="preserve">Описание страницы ввода имени пользователя – нас встречает надпись призывающая ввести свое имя или остаться анонимным в этом мире </w:t>
       </w:r>
       <w:r>
         <w:rPr>
@@ -6650,7 +7278,7 @@
           <w:sz w:val="28"/>
           <w:szCs w:val="28"/>
         </w:rPr>
-        <w:t>Просмотреть историю тестирований</w:t>
+        <w:t>Введите имя пользователя или оставьте поле ввода текста пустым, чтобы продолжить анонимно</w:t>
       </w:r>
       <w:r>
         <w:rPr>
@@ -6664,7 +7292,7 @@
           <w:sz w:val="28"/>
           <w:szCs w:val="28"/>
         </w:rPr>
-        <w:t xml:space="preserve">. 2. Откроется экран со списком всех пройденных тестирований в формате: дата и время, имя пользователя, название теста, количество правильных ответов и результат в процентах. 3. Нажмите кнопку </w:t>
+        <w:t xml:space="preserve">, под текстом – поле ввода текста (можно ввести имя, кличку, позывной, кличку кота или собаки, любый фильм, сериал, любимого персонажа, по заветам Борисыча) и в самом низу – кнопочка </w:t>
       </w:r>
       <w:r>
         <w:rPr>
@@ -6678,6 +7306,34 @@
           <w:sz w:val="28"/>
           <w:szCs w:val="28"/>
         </w:rPr>
+        <w:t>Продолжить</w:t>
+      </w:r>
+      <w:r>
+        <w:rPr>
+          <w:sz w:val="28"/>
+          <w:szCs w:val="28"/>
+        </w:rPr>
+        <w:t>”</w:t>
+      </w:r>
+      <w:r>
+        <w:rPr>
+          <w:sz w:val="28"/>
+          <w:szCs w:val="28"/>
+        </w:rPr>
+        <w:t xml:space="preserve">, а самые внимательные заметили также кнопку </w:t>
+      </w:r>
+      <w:r>
+        <w:rPr>
+          <w:sz w:val="28"/>
+          <w:szCs w:val="28"/>
+        </w:rPr>
+        <w:t>“</w:t>
+      </w:r>
+      <w:r>
+        <w:rPr>
+          <w:sz w:val="28"/>
+          <w:szCs w:val="28"/>
+        </w:rPr>
         <w:t>Вернуться в меню</w:t>
       </w:r>
       <w:r>
@@ -6692,7 +7348,7 @@
           <w:sz w:val="28"/>
           <w:szCs w:val="28"/>
         </w:rPr>
-        <w:t xml:space="preserve"> для возврата в главное меню приложения.</w:t>
+        <w:t>.</w:t>
       </w:r>
     </w:p>
     <w:p>
@@ -6702,29 +7358,22 @@
           <w:tab w:val="left" w:pos="4554"/>
         </w:tabs>
         <w:spacing w:before="0" w:beforeAutospacing="0" w:after="0" w:afterAutospacing="0" w:line="360" w:lineRule="auto"/>
-        <w:jc w:val="center"/>
-        <w:rPr>
-          <w:sz w:val="28"/>
-          <w:szCs w:val="28"/>
-        </w:rPr>
-      </w:pPr>
-      <w:r>
-        <w:rPr>
-          <w:noProof/>
-        </w:rPr>
-        <w:t xml:space="preserve"> </w:t>
-      </w:r>
-      <w:r>
-        <w:rPr>
-          <w:noProof/>
+        <w:jc w:val="both"/>
+        <w:rPr>
+          <w:sz w:val="28"/>
+          <w:szCs w:val="28"/>
+        </w:rPr>
+      </w:pPr>
+      <w:r>
+        <w:rPr>
           <w:sz w:val="28"/>
           <w:szCs w:val="28"/>
         </w:rPr>
         <w:drawing>
-          <wp:inline distT="0" distB="0" distL="0" distR="0" wp14:anchorId="0A353531" wp14:editId="3646551E">
-            <wp:extent cx="4772691" cy="2781688"/>
-            <wp:effectExtent l="0" t="0" r="8890" b="0"/>
-            <wp:docPr id="1961167408" name="Рисунок 1"/>
+          <wp:inline distT="0" distB="0" distL="0" distR="0" wp14:anchorId="13795777" wp14:editId="7BDF3685">
+            <wp:extent cx="5940425" cy="3531235"/>
+            <wp:effectExtent l="0" t="0" r="3175" b="0"/>
+            <wp:docPr id="7" name="Рисунок 7"/>
             <wp:cNvGraphicFramePr>
               <a:graphicFrameLocks xmlns:a="http://schemas.openxmlformats.org/drawingml/2006/main" noChangeAspect="1"/>
             </wp:cNvGraphicFramePr>
@@ -6732,11 +7381,11 @@
               <a:graphicData uri="http://schemas.openxmlformats.org/drawingml/2006/picture">
                 <pic:pic xmlns:pic="http://schemas.openxmlformats.org/drawingml/2006/picture">
                   <pic:nvPicPr>
-                    <pic:cNvPr id="1961167408" name=""/>
+                    <pic:cNvPr id="1" name=""/>
                     <pic:cNvPicPr/>
                   </pic:nvPicPr>
                   <pic:blipFill>
-                    <a:blip r:embed="rId33"/>
+                    <a:blip r:embed="rId30"/>
                     <a:stretch>
                       <a:fillRect/>
                     </a:stretch>
@@ -6744,7 +7393,7 @@
                   <pic:spPr>
                     <a:xfrm>
                       <a:off x="0" y="0"/>
-                      <a:ext cx="4772691" cy="2781688"/>
+                      <a:ext cx="5940425" cy="3531235"/>
                     </a:xfrm>
                     <a:prstGeom prst="rect">
                       <a:avLst/>
@@ -6776,28 +7425,7 @@
           <w:sz w:val="28"/>
           <w:szCs w:val="28"/>
         </w:rPr>
-        <w:t>Сценарий 4: как прервать тест</w:t>
-      </w:r>
-      <w:r>
-        <w:rPr>
-          <w:sz w:val="28"/>
-          <w:szCs w:val="28"/>
-        </w:rPr>
-        <w:t>ирование</w:t>
-      </w:r>
-      <w:r>
-        <w:rPr>
-          <w:sz w:val="28"/>
-          <w:szCs w:val="28"/>
-        </w:rPr>
-        <w:t xml:space="preserve"> и вернуться в меню: 1. Во время прохождения теста в правом верхнем углу </w:t>
-      </w:r>
-      <w:r>
-        <w:rPr>
-          <w:sz w:val="28"/>
-          <w:szCs w:val="28"/>
-        </w:rPr>
-        <w:t xml:space="preserve">нажмите на кнопку </w:t>
+        <w:t xml:space="preserve">Описание страницы тестирования – в вверху можете увидеть надписи: название теста и кто проходит тест, а рядом кнопка </w:t>
       </w:r>
       <w:r>
         <w:rPr>
@@ -6811,7 +7439,7 @@
           <w:sz w:val="28"/>
           <w:szCs w:val="28"/>
         </w:rPr>
-        <w:t>Вернуться в главное меню</w:t>
+        <w:t>Вернуться в меню</w:t>
       </w:r>
       <w:r>
         <w:rPr>
@@ -6825,70 +7453,70 @@
           <w:sz w:val="28"/>
           <w:szCs w:val="28"/>
         </w:rPr>
-        <w:t>. 2. Приложение прекратит тест, результаты тестирования не будут сохранены, вы перейдете в главное меню приложения.</w:t>
-      </w:r>
-    </w:p>
-    <w:p>
-      <w:pPr>
-        <w:pStyle w:val="a4"/>
-        <w:tabs>
-          <w:tab w:val="left" w:pos="4554"/>
-        </w:tabs>
-        <w:spacing w:before="0" w:beforeAutospacing="0" w:after="0" w:afterAutospacing="0" w:line="360" w:lineRule="auto"/>
-        <w:jc w:val="center"/>
-        <w:rPr>
-          <w:sz w:val="28"/>
-          <w:szCs w:val="28"/>
-        </w:rPr>
-      </w:pPr>
-      <w:r>
-        <w:rPr>
-          <w:noProof/>
-        </w:rPr>
-        <w:lastRenderedPageBreak/>
-        <w:t xml:space="preserve"> </w:t>
-      </w:r>
-      <w:r>
-        <w:rPr>
-          <w:noProof/>
-          <w:sz w:val="28"/>
-          <w:szCs w:val="28"/>
-        </w:rPr>
-        <w:drawing>
-          <wp:inline distT="0" distB="0" distL="0" distR="0" wp14:anchorId="7D531668" wp14:editId="474F27E6">
-            <wp:extent cx="5560430" cy="3270841"/>
-            <wp:effectExtent l="0" t="0" r="2540" b="6350"/>
-            <wp:docPr id="971726686" name="Рисунок 1"/>
-            <wp:cNvGraphicFramePr>
-              <a:graphicFrameLocks xmlns:a="http://schemas.openxmlformats.org/drawingml/2006/main" noChangeAspect="1"/>
-            </wp:cNvGraphicFramePr>
-            <a:graphic xmlns:a="http://schemas.openxmlformats.org/drawingml/2006/main">
-              <a:graphicData uri="http://schemas.openxmlformats.org/drawingml/2006/picture">
-                <pic:pic xmlns:pic="http://schemas.openxmlformats.org/drawingml/2006/picture">
-                  <pic:nvPicPr>
-                    <pic:cNvPr id="971726686" name=""/>
-                    <pic:cNvPicPr/>
-                  </pic:nvPicPr>
-                  <pic:blipFill>
-                    <a:blip r:embed="rId34"/>
-                    <a:stretch>
-                      <a:fillRect/>
-                    </a:stretch>
-                  </pic:blipFill>
-                  <pic:spPr>
-                    <a:xfrm>
-                      <a:off x="0" y="0"/>
-                      <a:ext cx="5565293" cy="3273702"/>
-                    </a:xfrm>
-                    <a:prstGeom prst="rect">
-                      <a:avLst/>
-                    </a:prstGeom>
-                  </pic:spPr>
-                </pic:pic>
-              </a:graphicData>
-            </a:graphic>
-          </wp:inline>
-        </w:drawing>
+        <w:t>,</w:t>
+      </w:r>
+      <w:r>
+        <w:rPr>
+          <w:sz w:val="28"/>
+          <w:szCs w:val="28"/>
+        </w:rPr>
+        <w:t xml:space="preserve"> снизу ловко идет надпись </w:t>
+      </w:r>
+      <w:r>
+        <w:rPr>
+          <w:sz w:val="28"/>
+          <w:szCs w:val="28"/>
+        </w:rPr>
+        <w:t>“</w:t>
+      </w:r>
+      <w:r>
+        <w:rPr>
+          <w:sz w:val="28"/>
+          <w:szCs w:val="28"/>
+        </w:rPr>
+        <w:t>Вопрос</w:t>
+      </w:r>
+      <w:r>
+        <w:rPr>
+          <w:sz w:val="28"/>
+          <w:szCs w:val="28"/>
+        </w:rPr>
+        <w:t>”</w:t>
+      </w:r>
+      <w:r>
+        <w:rPr>
+          <w:sz w:val="28"/>
+          <w:szCs w:val="28"/>
+        </w:rPr>
+        <w:t xml:space="preserve">, содержащая текст вопроса, а справа варианты ответов, которые можно выбрать легким движением руки, внизу – кнопка </w:t>
+      </w:r>
+      <w:r>
+        <w:rPr>
+          <w:sz w:val="28"/>
+          <w:szCs w:val="28"/>
+        </w:rPr>
+        <w:t>“</w:t>
+      </w:r>
+      <w:r>
+        <w:rPr>
+          <w:sz w:val="28"/>
+          <w:szCs w:val="28"/>
+        </w:rPr>
+        <w:t>Продолжить</w:t>
+      </w:r>
+      <w:r>
+        <w:rPr>
+          <w:sz w:val="28"/>
+          <w:szCs w:val="28"/>
+        </w:rPr>
+        <w:t>”</w:t>
+      </w:r>
+      <w:r>
+        <w:rPr>
+          <w:sz w:val="28"/>
+          <w:szCs w:val="28"/>
+        </w:rPr>
+        <w:t>.</w:t>
       </w:r>
     </w:p>
     <w:p>
@@ -6910,427 +7538,7 @@
           <w:sz w:val="28"/>
           <w:szCs w:val="28"/>
         </w:rPr>
-        <w:t xml:space="preserve">Сценарий 5: </w:t>
-      </w:r>
-      <w:r>
-        <w:rPr>
-          <w:sz w:val="28"/>
-          <w:szCs w:val="28"/>
-        </w:rPr>
-        <w:t>как добавить новый тест</w:t>
-      </w:r>
-      <w:r>
-        <w:rPr>
-          <w:sz w:val="28"/>
-          <w:szCs w:val="28"/>
-        </w:rPr>
-        <w:t>: 1.</w:t>
-      </w:r>
-      <w:r>
-        <w:rPr>
-          <w:sz w:val="28"/>
-          <w:szCs w:val="28"/>
-        </w:rPr>
-        <w:t xml:space="preserve"> Тесты</w:t>
-      </w:r>
-      <w:r>
-        <w:rPr>
-          <w:sz w:val="28"/>
-          <w:szCs w:val="28"/>
-        </w:rPr>
-        <w:t xml:space="preserve"> </w:t>
-      </w:r>
-      <w:r>
-        <w:rPr>
-          <w:sz w:val="28"/>
-          <w:szCs w:val="28"/>
-        </w:rPr>
-        <w:t>в</w:t>
-      </w:r>
-      <w:r>
-        <w:rPr>
-          <w:sz w:val="28"/>
-          <w:szCs w:val="28"/>
-        </w:rPr>
-        <w:t xml:space="preserve"> </w:t>
-      </w:r>
-      <w:r>
-        <w:rPr>
-          <w:sz w:val="28"/>
-          <w:szCs w:val="28"/>
-        </w:rPr>
-        <w:t>приложения</w:t>
-      </w:r>
-      <w:r>
-        <w:rPr>
-          <w:sz w:val="28"/>
-          <w:szCs w:val="28"/>
-        </w:rPr>
-        <w:t xml:space="preserve"> </w:t>
-      </w:r>
-      <w:r>
-        <w:rPr>
-          <w:sz w:val="28"/>
-          <w:szCs w:val="28"/>
-        </w:rPr>
-        <w:t>хранятся</w:t>
-      </w:r>
-      <w:r>
-        <w:rPr>
-          <w:sz w:val="28"/>
-          <w:szCs w:val="28"/>
-        </w:rPr>
-        <w:t xml:space="preserve"> </w:t>
-      </w:r>
-      <w:r>
-        <w:rPr>
-          <w:sz w:val="28"/>
-          <w:szCs w:val="28"/>
-        </w:rPr>
-        <w:t>как</w:t>
-      </w:r>
-      <w:r>
-        <w:rPr>
-          <w:sz w:val="28"/>
-          <w:szCs w:val="28"/>
-        </w:rPr>
-        <w:t xml:space="preserve"> </w:t>
-      </w:r>
-      <w:r>
-        <w:rPr>
-          <w:sz w:val="28"/>
-          <w:szCs w:val="28"/>
-        </w:rPr>
-        <w:t xml:space="preserve">текстовые файлы формата </w:t>
-      </w:r>
-      <w:r>
-        <w:rPr>
-          <w:sz w:val="28"/>
-          <w:szCs w:val="28"/>
-          <w:lang w:val="en-US"/>
-        </w:rPr>
-        <w:t>JSON</w:t>
-      </w:r>
-      <w:r>
-        <w:rPr>
-          <w:sz w:val="28"/>
-          <w:szCs w:val="28"/>
-        </w:rPr>
-        <w:t xml:space="preserve"> по относительному пути </w:t>
-      </w:r>
-      <w:r>
-        <w:rPr>
-          <w:sz w:val="28"/>
-          <w:szCs w:val="28"/>
-        </w:rPr>
-        <w:t>“ [</w:t>
-      </w:r>
-      <w:r>
-        <w:rPr>
-          <w:sz w:val="28"/>
-          <w:szCs w:val="28"/>
-        </w:rPr>
-        <w:t>расположение приложения</w:t>
-      </w:r>
-      <w:r>
-        <w:rPr>
-          <w:sz w:val="28"/>
-          <w:szCs w:val="28"/>
-        </w:rPr>
-        <w:t>]\</w:t>
-      </w:r>
-      <w:r>
-        <w:rPr>
-          <w:sz w:val="28"/>
-          <w:szCs w:val="28"/>
-          <w:lang w:val="en-US"/>
-        </w:rPr>
-        <w:t>source</w:t>
-      </w:r>
-      <w:r>
-        <w:rPr>
-          <w:sz w:val="28"/>
-          <w:szCs w:val="28"/>
-        </w:rPr>
-        <w:t>\</w:t>
-      </w:r>
-      <w:r>
-        <w:rPr>
-          <w:sz w:val="28"/>
-          <w:szCs w:val="28"/>
-          <w:lang w:val="en-US"/>
-        </w:rPr>
-        <w:t>repos</w:t>
-      </w:r>
-      <w:r>
-        <w:rPr>
-          <w:sz w:val="28"/>
-          <w:szCs w:val="28"/>
-        </w:rPr>
-        <w:t>\</w:t>
-      </w:r>
-      <w:r>
-        <w:rPr>
-          <w:sz w:val="28"/>
-          <w:szCs w:val="28"/>
-          <w:lang w:val="en-US"/>
-        </w:rPr>
-        <w:t>KnowledgeTester</w:t>
-      </w:r>
-      <w:r>
-        <w:rPr>
-          <w:sz w:val="28"/>
-          <w:szCs w:val="28"/>
-        </w:rPr>
-        <w:t>\</w:t>
-      </w:r>
-      <w:r>
-        <w:rPr>
-          <w:sz w:val="28"/>
-          <w:szCs w:val="28"/>
-          <w:lang w:val="en-US"/>
-        </w:rPr>
-        <w:t>KnowledgeTester</w:t>
-      </w:r>
-      <w:r>
-        <w:rPr>
-          <w:sz w:val="28"/>
-          <w:szCs w:val="28"/>
-        </w:rPr>
-        <w:t>\</w:t>
-      </w:r>
-      <w:r>
-        <w:rPr>
-          <w:sz w:val="28"/>
-          <w:szCs w:val="28"/>
-          <w:lang w:val="en-US"/>
-        </w:rPr>
-        <w:t>bin</w:t>
-      </w:r>
-      <w:r>
-        <w:rPr>
-          <w:sz w:val="28"/>
-          <w:szCs w:val="28"/>
-        </w:rPr>
-        <w:t>\</w:t>
-      </w:r>
-      <w:r>
-        <w:rPr>
-          <w:sz w:val="28"/>
-          <w:szCs w:val="28"/>
-          <w:lang w:val="en-US"/>
-        </w:rPr>
-        <w:t>Debug</w:t>
-      </w:r>
-      <w:r>
-        <w:rPr>
-          <w:sz w:val="28"/>
-          <w:szCs w:val="28"/>
-        </w:rPr>
-        <w:t>\</w:t>
-      </w:r>
-      <w:r>
-        <w:rPr>
-          <w:sz w:val="28"/>
-          <w:szCs w:val="28"/>
-          <w:lang w:val="en-US"/>
-        </w:rPr>
-        <w:t>net</w:t>
-      </w:r>
-      <w:r>
-        <w:rPr>
-          <w:sz w:val="28"/>
-          <w:szCs w:val="28"/>
-        </w:rPr>
-        <w:t>8.0-</w:t>
-      </w:r>
-      <w:r>
-        <w:rPr>
-          <w:sz w:val="28"/>
-          <w:szCs w:val="28"/>
-          <w:lang w:val="en-US"/>
-        </w:rPr>
-        <w:t>windows</w:t>
-      </w:r>
-      <w:r>
-        <w:rPr>
-          <w:sz w:val="28"/>
-          <w:szCs w:val="28"/>
-        </w:rPr>
-        <w:t>\</w:t>
-      </w:r>
-      <w:r>
-        <w:rPr>
-          <w:sz w:val="28"/>
-          <w:szCs w:val="28"/>
-          <w:lang w:val="en-US"/>
-        </w:rPr>
-        <w:t>Tests</w:t>
-      </w:r>
-      <w:r>
-        <w:rPr>
-          <w:sz w:val="28"/>
-          <w:szCs w:val="28"/>
-        </w:rPr>
-        <w:t>”</w:t>
-      </w:r>
-      <w:r>
-        <w:rPr>
-          <w:sz w:val="28"/>
-          <w:szCs w:val="28"/>
-        </w:rPr>
-        <w:t xml:space="preserve">. </w:t>
-      </w:r>
-      <w:r>
-        <w:rPr>
-          <w:sz w:val="28"/>
-          <w:szCs w:val="28"/>
-        </w:rPr>
-        <w:t xml:space="preserve">2. Откройте любой текстовый редактор, создай новый файл и напишите содержимое теста в формате </w:t>
-      </w:r>
-      <w:r>
-        <w:rPr>
-          <w:sz w:val="28"/>
-          <w:szCs w:val="28"/>
-          <w:lang w:val="en-US"/>
-        </w:rPr>
-        <w:t>JSON</w:t>
-      </w:r>
-      <w:r>
-        <w:rPr>
-          <w:sz w:val="28"/>
-          <w:szCs w:val="28"/>
-        </w:rPr>
-        <w:t xml:space="preserve"> со структурой: </w:t>
-      </w:r>
-      <w:r>
-        <w:rPr>
-          <w:sz w:val="28"/>
-          <w:szCs w:val="28"/>
-        </w:rPr>
-        <w:t>“</w:t>
-      </w:r>
-      <w:r>
-        <w:rPr>
-          <w:sz w:val="28"/>
-          <w:szCs w:val="28"/>
-          <w:lang w:val="en-US"/>
-        </w:rPr>
-        <w:t>question</w:t>
-      </w:r>
-      <w:r>
-        <w:rPr>
-          <w:sz w:val="28"/>
-          <w:szCs w:val="28"/>
-        </w:rPr>
-        <w:t>”</w:t>
-      </w:r>
-      <w:r>
-        <w:rPr>
-          <w:sz w:val="28"/>
-          <w:szCs w:val="28"/>
-        </w:rPr>
-        <w:t>- текст вопроса</w:t>
-      </w:r>
-      <w:r>
-        <w:rPr>
-          <w:sz w:val="28"/>
-          <w:szCs w:val="28"/>
-        </w:rPr>
-        <w:t xml:space="preserve"> (строка)</w:t>
-      </w:r>
-      <w:r>
-        <w:rPr>
-          <w:sz w:val="28"/>
-          <w:szCs w:val="28"/>
-        </w:rPr>
-        <w:t xml:space="preserve">, </w:t>
-      </w:r>
-      <w:r>
-        <w:rPr>
-          <w:sz w:val="28"/>
-          <w:szCs w:val="28"/>
-        </w:rPr>
-        <w:t>“</w:t>
-      </w:r>
-      <w:r>
-        <w:rPr>
-          <w:sz w:val="28"/>
-          <w:szCs w:val="28"/>
-          <w:lang w:val="en-US"/>
-        </w:rPr>
-        <w:t>answers</w:t>
-      </w:r>
-      <w:r>
-        <w:rPr>
-          <w:sz w:val="28"/>
-          <w:szCs w:val="28"/>
-        </w:rPr>
-        <w:t xml:space="preserve">” </w:t>
-      </w:r>
-      <w:r>
-        <w:rPr>
-          <w:sz w:val="28"/>
-          <w:szCs w:val="28"/>
-        </w:rPr>
-        <w:t>–</w:t>
-      </w:r>
-      <w:r>
-        <w:rPr>
-          <w:sz w:val="28"/>
-          <w:szCs w:val="28"/>
-        </w:rPr>
-        <w:t xml:space="preserve"> </w:t>
-      </w:r>
-      <w:r>
-        <w:rPr>
-          <w:sz w:val="28"/>
-          <w:szCs w:val="28"/>
-        </w:rPr>
-        <w:t>ответы на вопросы</w:t>
-      </w:r>
-      <w:r>
-        <w:rPr>
-          <w:sz w:val="28"/>
-          <w:szCs w:val="28"/>
-        </w:rPr>
-        <w:t xml:space="preserve"> (массив из четырех строк)</w:t>
-      </w:r>
-      <w:r>
-        <w:rPr>
-          <w:sz w:val="28"/>
-          <w:szCs w:val="28"/>
-        </w:rPr>
-        <w:t>,</w:t>
-      </w:r>
-      <w:r>
-        <w:rPr>
-          <w:sz w:val="28"/>
-          <w:szCs w:val="28"/>
-        </w:rPr>
-        <w:t xml:space="preserve"> “</w:t>
-      </w:r>
-      <w:r>
-        <w:rPr>
-          <w:sz w:val="28"/>
-          <w:szCs w:val="28"/>
-          <w:lang w:val="en-US"/>
-        </w:rPr>
-        <w:t>correctIndex</w:t>
-      </w:r>
-      <w:r>
-        <w:rPr>
-          <w:sz w:val="28"/>
-          <w:szCs w:val="28"/>
-        </w:rPr>
-        <w:t>”</w:t>
-      </w:r>
-      <w:r>
-        <w:rPr>
-          <w:sz w:val="28"/>
-          <w:szCs w:val="28"/>
-        </w:rPr>
-        <w:t xml:space="preserve"> – индекс правильно ответа (0,1,2,3).</w:t>
+        <w:t>Инструкция по работе (сценарии использования):</w:t>
       </w:r>
     </w:p>
     <w:p>
@@ -7340,55 +7548,739 @@
           <w:tab w:val="left" w:pos="4554"/>
         </w:tabs>
         <w:spacing w:before="0" w:beforeAutospacing="0" w:after="0" w:afterAutospacing="0" w:line="360" w:lineRule="auto"/>
-        <w:jc w:val="center"/>
+        <w:ind w:firstLine="709"/>
+        <w:jc w:val="both"/>
+        <w:rPr>
+          <w:sz w:val="28"/>
+          <w:szCs w:val="28"/>
+        </w:rPr>
+      </w:pPr>
+      <w:r>
+        <w:rPr>
+          <w:sz w:val="28"/>
+          <w:szCs w:val="28"/>
+        </w:rPr>
+        <w:t xml:space="preserve">Сценарий 1: </w:t>
+      </w:r>
+      <w:r>
+        <w:rPr>
+          <w:sz w:val="28"/>
+          <w:szCs w:val="28"/>
+        </w:rPr>
+        <w:t>как выбрать тест и приступить к прохождению: 1. Запустите приложение, на экране вы увидите главное меню приложения с выпадающим списков вариантов тестов.</w:t>
+      </w:r>
+      <w:r>
+        <w:rPr>
+          <w:sz w:val="28"/>
+          <w:szCs w:val="28"/>
+        </w:rPr>
+        <w:t xml:space="preserve"> 2.</w:t>
+      </w:r>
+      <w:r>
+        <w:rPr>
+          <w:sz w:val="28"/>
+          <w:szCs w:val="28"/>
+        </w:rPr>
+        <w:t xml:space="preserve"> В выпадающем списке выберите нужный вариант теста. 3. Нажмите кнопку начать тестирование, где затем откроется эк</w:t>
+      </w:r>
+      <w:r>
+        <w:rPr>
+          <w:sz w:val="28"/>
+          <w:szCs w:val="28"/>
+        </w:rPr>
+        <w:t xml:space="preserve">ран </w:t>
+      </w:r>
+      <w:r>
+        <w:rPr>
+          <w:sz w:val="28"/>
+          <w:szCs w:val="28"/>
+        </w:rPr>
+        <w:t xml:space="preserve">ввода имени пользователя (можно оставить пустым, будет присвоено </w:t>
+      </w:r>
+      <w:r>
+        <w:rPr>
+          <w:sz w:val="28"/>
+          <w:szCs w:val="28"/>
+        </w:rPr>
+        <w:lastRenderedPageBreak/>
+        <w:t xml:space="preserve">автоматически имя пользователя </w:t>
+      </w:r>
+      <w:r>
+        <w:rPr>
+          <w:sz w:val="28"/>
+          <w:szCs w:val="28"/>
+        </w:rPr>
+        <w:t>“</w:t>
+      </w:r>
+      <w:r>
+        <w:rPr>
+          <w:sz w:val="28"/>
+          <w:szCs w:val="28"/>
+        </w:rPr>
+        <w:t>Аноним</w:t>
+      </w:r>
+      <w:r>
+        <w:rPr>
+          <w:sz w:val="28"/>
+          <w:szCs w:val="28"/>
+        </w:rPr>
+        <w:t>”</w:t>
+      </w:r>
+      <w:r>
+        <w:rPr>
+          <w:sz w:val="28"/>
+          <w:szCs w:val="28"/>
+        </w:rPr>
+        <w:t>). 4. Нажмите кнопку продолжить, тест начнется, покажется первый вопрос.</w:t>
+      </w:r>
+    </w:p>
+    <w:p>
+      <w:pPr>
+        <w:pStyle w:val="a4"/>
+        <w:tabs>
+          <w:tab w:val="left" w:pos="4554"/>
+        </w:tabs>
+        <w:spacing w:before="0" w:beforeAutospacing="0" w:after="0" w:afterAutospacing="0" w:line="360" w:lineRule="auto"/>
+        <w:ind w:firstLine="709"/>
+        <w:jc w:val="both"/>
+        <w:rPr>
+          <w:sz w:val="28"/>
+          <w:szCs w:val="28"/>
+        </w:rPr>
+      </w:pPr>
+      <w:r>
+        <w:rPr>
+          <w:sz w:val="28"/>
+          <w:szCs w:val="28"/>
+        </w:rPr>
+        <w:t>Сценарий 2: как отве</w:t>
+      </w:r>
+      <w:r>
+        <w:rPr>
+          <w:sz w:val="28"/>
+          <w:szCs w:val="28"/>
+        </w:rPr>
+        <w:t>чать</w:t>
+      </w:r>
+      <w:r>
+        <w:rPr>
+          <w:sz w:val="28"/>
+          <w:szCs w:val="28"/>
+        </w:rPr>
+        <w:t xml:space="preserve"> на вопросы и узнать результат тестирования: 1. В разделе варианта ответа выберите один из четырех вариантов ответа на вопрос, нажав на радиокнопку. 2. Нажмите кнопку продолжить. 3. Программа выведет правильный ответ зеленым цветом, а если ваш ответ был неверный – подчеркнется красным и покажет правильный ответ. 4. Нажмите повторно кнопку продолжить для перехода к следующему вопросу. 5. После ответа на последний вопрос программа покажет всплывающее окно с результатом тестирования, которое будет содержать: количество правильных ответов из общего числа вопросов и результат в процентах. 6. Приложение автоматически сохранит результат, ознакомиться с которым можно будет в истории тестирований.</w:t>
+      </w:r>
+    </w:p>
+    <w:p>
+      <w:pPr>
+        <w:pStyle w:val="a4"/>
+        <w:tabs>
+          <w:tab w:val="left" w:pos="4554"/>
+        </w:tabs>
+        <w:spacing w:before="0" w:beforeAutospacing="0" w:after="0" w:afterAutospacing="0" w:line="360" w:lineRule="auto"/>
+        <w:ind w:firstLine="709"/>
+        <w:jc w:val="both"/>
+        <w:rPr>
+          <w:sz w:val="28"/>
+          <w:szCs w:val="28"/>
+        </w:rPr>
+      </w:pPr>
+      <w:r>
+        <w:rPr>
+          <w:sz w:val="28"/>
+          <w:szCs w:val="28"/>
+        </w:rPr>
+        <w:t>Сценарий 3: как посмотреть историю тестирований</w:t>
+      </w:r>
+      <w:r>
+        <w:rPr>
+          <w:sz w:val="28"/>
+          <w:szCs w:val="28"/>
+        </w:rPr>
+        <w:t xml:space="preserve">: 1. В главном меню в правом верхнем углу нажмите на кнопку </w:t>
+      </w:r>
+      <w:r>
+        <w:rPr>
+          <w:sz w:val="28"/>
+          <w:szCs w:val="28"/>
+        </w:rPr>
+        <w:t>“</w:t>
+      </w:r>
+      <w:r>
+        <w:rPr>
+          <w:sz w:val="28"/>
+          <w:szCs w:val="28"/>
+        </w:rPr>
+        <w:t>Просмотреть историю тестирований</w:t>
+      </w:r>
+      <w:r>
+        <w:rPr>
+          <w:sz w:val="28"/>
+          <w:szCs w:val="28"/>
+        </w:rPr>
+        <w:t>”</w:t>
+      </w:r>
+      <w:r>
+        <w:rPr>
+          <w:sz w:val="28"/>
+          <w:szCs w:val="28"/>
+        </w:rPr>
+        <w:t xml:space="preserve">. 2. Откроется экран со списком всех пройденных тестирований в формате: дата и время, имя пользователя, название теста, количество правильных ответов и результат в процентах. 3. Нажмите кнопку </w:t>
+      </w:r>
+      <w:r>
+        <w:rPr>
+          <w:sz w:val="28"/>
+          <w:szCs w:val="28"/>
+        </w:rPr>
+        <w:t>“</w:t>
+      </w:r>
+      <w:r>
+        <w:rPr>
+          <w:sz w:val="28"/>
+          <w:szCs w:val="28"/>
+        </w:rPr>
+        <w:t>Вернуться в меню</w:t>
+      </w:r>
+      <w:r>
+        <w:rPr>
+          <w:sz w:val="28"/>
+          <w:szCs w:val="28"/>
+        </w:rPr>
+        <w:t>”</w:t>
+      </w:r>
+      <w:r>
+        <w:rPr>
+          <w:sz w:val="28"/>
+          <w:szCs w:val="28"/>
+        </w:rPr>
+        <w:t xml:space="preserve"> для возврата в главное меню приложения.</w:t>
+      </w:r>
+    </w:p>
+    <w:p>
+      <w:pPr>
+        <w:pStyle w:val="a4"/>
+        <w:tabs>
+          <w:tab w:val="left" w:pos="4554"/>
+        </w:tabs>
+        <w:spacing w:before="0" w:beforeAutospacing="0" w:after="0" w:afterAutospacing="0" w:line="360" w:lineRule="auto"/>
+        <w:ind w:firstLine="709"/>
+        <w:jc w:val="both"/>
+        <w:rPr>
+          <w:sz w:val="28"/>
+          <w:szCs w:val="28"/>
+        </w:rPr>
+      </w:pPr>
+      <w:r>
+        <w:rPr>
+          <w:sz w:val="28"/>
+          <w:szCs w:val="28"/>
+        </w:rPr>
+        <w:t>Сценарий 4: как прервать тест</w:t>
+      </w:r>
+      <w:r>
+        <w:rPr>
+          <w:sz w:val="28"/>
+          <w:szCs w:val="28"/>
+        </w:rPr>
+        <w:t>ирование</w:t>
+      </w:r>
+      <w:r>
+        <w:rPr>
+          <w:sz w:val="28"/>
+          <w:szCs w:val="28"/>
+        </w:rPr>
+        <w:t xml:space="preserve"> и вернуться в меню: 1. Во время прохождения теста в правом верхнем углу </w:t>
+      </w:r>
+      <w:r>
+        <w:rPr>
+          <w:sz w:val="28"/>
+          <w:szCs w:val="28"/>
+        </w:rPr>
+        <w:t xml:space="preserve">нажмите на кнопку </w:t>
+      </w:r>
+      <w:r>
+        <w:rPr>
+          <w:sz w:val="28"/>
+          <w:szCs w:val="28"/>
+        </w:rPr>
+        <w:t>“</w:t>
+      </w:r>
+      <w:r>
+        <w:rPr>
+          <w:sz w:val="28"/>
+          <w:szCs w:val="28"/>
+        </w:rPr>
+        <w:t>Вернуться в главное меню</w:t>
+      </w:r>
+      <w:r>
+        <w:rPr>
+          <w:sz w:val="28"/>
+          <w:szCs w:val="28"/>
+        </w:rPr>
+        <w:t>”</w:t>
+      </w:r>
+      <w:r>
+        <w:rPr>
+          <w:sz w:val="28"/>
+          <w:szCs w:val="28"/>
+        </w:rPr>
+        <w:t>. 2. Приложение прекратит тест, результаты тестирования не будут сохранены, вы перейдете в главное меню приложения.</w:t>
+      </w:r>
+    </w:p>
+    <w:p>
+      <w:pPr>
+        <w:pStyle w:val="a4"/>
+        <w:tabs>
+          <w:tab w:val="left" w:pos="4554"/>
+        </w:tabs>
+        <w:spacing w:before="0" w:beforeAutospacing="0" w:after="0" w:afterAutospacing="0" w:line="360" w:lineRule="auto"/>
+        <w:ind w:firstLine="709"/>
+        <w:jc w:val="both"/>
+        <w:rPr>
+          <w:sz w:val="28"/>
+          <w:szCs w:val="28"/>
+        </w:rPr>
+      </w:pPr>
+      <w:r>
+        <w:rPr>
+          <w:sz w:val="28"/>
+          <w:szCs w:val="28"/>
+        </w:rPr>
+        <w:t xml:space="preserve">Сценарий 5: </w:t>
+      </w:r>
+      <w:r>
+        <w:rPr>
+          <w:sz w:val="28"/>
+          <w:szCs w:val="28"/>
+        </w:rPr>
+        <w:t>как добавить новый тест</w:t>
+      </w:r>
+      <w:r>
+        <w:rPr>
+          <w:sz w:val="28"/>
+          <w:szCs w:val="28"/>
+        </w:rPr>
+        <w:t>: 1.</w:t>
+      </w:r>
+      <w:r>
+        <w:rPr>
+          <w:sz w:val="28"/>
+          <w:szCs w:val="28"/>
+        </w:rPr>
+        <w:t xml:space="preserve"> Тесты</w:t>
+      </w:r>
+      <w:r>
+        <w:rPr>
+          <w:sz w:val="28"/>
+          <w:szCs w:val="28"/>
+        </w:rPr>
+        <w:t xml:space="preserve"> </w:t>
+      </w:r>
+      <w:r>
+        <w:rPr>
+          <w:sz w:val="28"/>
+          <w:szCs w:val="28"/>
+        </w:rPr>
+        <w:t>в</w:t>
+      </w:r>
+      <w:r>
+        <w:rPr>
+          <w:sz w:val="28"/>
+          <w:szCs w:val="28"/>
+        </w:rPr>
+        <w:t xml:space="preserve"> </w:t>
+      </w:r>
+      <w:r>
+        <w:rPr>
+          <w:sz w:val="28"/>
+          <w:szCs w:val="28"/>
+        </w:rPr>
+        <w:t>приложения</w:t>
+      </w:r>
+      <w:r>
+        <w:rPr>
+          <w:sz w:val="28"/>
+          <w:szCs w:val="28"/>
+        </w:rPr>
+        <w:t xml:space="preserve"> </w:t>
+      </w:r>
+      <w:r>
+        <w:rPr>
+          <w:sz w:val="28"/>
+          <w:szCs w:val="28"/>
+        </w:rPr>
+        <w:t>хранятся</w:t>
+      </w:r>
+      <w:r>
+        <w:rPr>
+          <w:sz w:val="28"/>
+          <w:szCs w:val="28"/>
+        </w:rPr>
+        <w:t xml:space="preserve"> </w:t>
+      </w:r>
+      <w:r>
+        <w:rPr>
+          <w:sz w:val="28"/>
+          <w:szCs w:val="28"/>
+        </w:rPr>
+        <w:t>как</w:t>
+      </w:r>
+      <w:r>
+        <w:rPr>
+          <w:sz w:val="28"/>
+          <w:szCs w:val="28"/>
+        </w:rPr>
+        <w:t xml:space="preserve"> </w:t>
+      </w:r>
+      <w:r>
+        <w:rPr>
+          <w:sz w:val="28"/>
+          <w:szCs w:val="28"/>
+        </w:rPr>
+        <w:t xml:space="preserve">текстовые файлы формата </w:t>
+      </w:r>
+      <w:r>
         <w:rPr>
           <w:sz w:val="28"/>
           <w:szCs w:val="28"/>
           <w:lang w:val="en-US"/>
         </w:rPr>
-      </w:pPr>
-      <w:r>
-        <w:rPr>
-          <w:noProof/>
+        <w:t>JSON</w:t>
+      </w:r>
+      <w:r>
+        <w:rPr>
+          <w:sz w:val="28"/>
+          <w:szCs w:val="28"/>
+        </w:rPr>
+        <w:t xml:space="preserve"> по относительному пути </w:t>
+      </w:r>
+      <w:r>
+        <w:rPr>
+          <w:sz w:val="28"/>
+          <w:szCs w:val="28"/>
+        </w:rPr>
+        <w:t>“ [</w:t>
+      </w:r>
+      <w:r>
+        <w:rPr>
+          <w:sz w:val="28"/>
+          <w:szCs w:val="28"/>
+        </w:rPr>
+        <w:t xml:space="preserve">расположение </w:t>
+      </w:r>
+      <w:proofErr w:type="gramStart"/>
+      <w:r>
+        <w:rPr>
+          <w:sz w:val="28"/>
+          <w:szCs w:val="28"/>
+        </w:rPr>
+        <w:t>приложения</w:t>
+      </w:r>
+      <w:r>
+        <w:rPr>
+          <w:sz w:val="28"/>
+          <w:szCs w:val="28"/>
+        </w:rPr>
+        <w:t>]\</w:t>
+      </w:r>
+      <w:r>
+        <w:rPr>
           <w:sz w:val="28"/>
           <w:szCs w:val="28"/>
           <w:lang w:val="en-US"/>
         </w:rPr>
-        <w:drawing>
-          <wp:inline distT="0" distB="0" distL="0" distR="0" wp14:anchorId="2B930A6A" wp14:editId="5D422603">
-            <wp:extent cx="5940425" cy="1173480"/>
-            <wp:effectExtent l="0" t="0" r="3175" b="7620"/>
-            <wp:docPr id="493878885" name="Рисунок 1"/>
-            <wp:cNvGraphicFramePr>
-              <a:graphicFrameLocks xmlns:a="http://schemas.openxmlformats.org/drawingml/2006/main" noChangeAspect="1"/>
-            </wp:cNvGraphicFramePr>
-            <a:graphic xmlns:a="http://schemas.openxmlformats.org/drawingml/2006/main">
-              <a:graphicData uri="http://schemas.openxmlformats.org/drawingml/2006/picture">
-                <pic:pic xmlns:pic="http://schemas.openxmlformats.org/drawingml/2006/picture">
-                  <pic:nvPicPr>
-                    <pic:cNvPr id="493878885" name=""/>
-                    <pic:cNvPicPr/>
-                  </pic:nvPicPr>
-                  <pic:blipFill>
-                    <a:blip r:embed="rId35"/>
-                    <a:stretch>
-                      <a:fillRect/>
-                    </a:stretch>
-                  </pic:blipFill>
-                  <pic:spPr>
-                    <a:xfrm>
-                      <a:off x="0" y="0"/>
-                      <a:ext cx="5940425" cy="1173480"/>
-                    </a:xfrm>
-                    <a:prstGeom prst="rect">
-                      <a:avLst/>
-                    </a:prstGeom>
-                  </pic:spPr>
-                </pic:pic>
-              </a:graphicData>
-            </a:graphic>
-          </wp:inline>
-        </w:drawing>
+        <w:t>source</w:t>
+      </w:r>
+      <w:r>
+        <w:rPr>
+          <w:sz w:val="28"/>
+          <w:szCs w:val="28"/>
+        </w:rPr>
+        <w:t>\</w:t>
+      </w:r>
+      <w:r>
+        <w:rPr>
+          <w:sz w:val="28"/>
+          <w:szCs w:val="28"/>
+          <w:lang w:val="en-US"/>
+        </w:rPr>
+        <w:t>repos</w:t>
+      </w:r>
+      <w:r>
+        <w:rPr>
+          <w:sz w:val="28"/>
+          <w:szCs w:val="28"/>
+        </w:rPr>
+        <w:t>\</w:t>
+      </w:r>
+      <w:proofErr w:type="spellStart"/>
+      <w:r>
+        <w:rPr>
+          <w:sz w:val="28"/>
+          <w:szCs w:val="28"/>
+          <w:lang w:val="en-US"/>
+        </w:rPr>
+        <w:t>KnowledgeTester</w:t>
+      </w:r>
+      <w:proofErr w:type="spellEnd"/>
+      <w:r>
+        <w:rPr>
+          <w:sz w:val="28"/>
+          <w:szCs w:val="28"/>
+        </w:rPr>
+        <w:t>\</w:t>
+      </w:r>
+      <w:proofErr w:type="spellStart"/>
+      <w:r>
+        <w:rPr>
+          <w:sz w:val="28"/>
+          <w:szCs w:val="28"/>
+          <w:lang w:val="en-US"/>
+        </w:rPr>
+        <w:t>KnowledgeTester</w:t>
+      </w:r>
+      <w:proofErr w:type="spellEnd"/>
+      <w:r>
+        <w:rPr>
+          <w:sz w:val="28"/>
+          <w:szCs w:val="28"/>
+        </w:rPr>
+        <w:t>\</w:t>
+      </w:r>
+      <w:r>
+        <w:rPr>
+          <w:sz w:val="28"/>
+          <w:szCs w:val="28"/>
+          <w:lang w:val="en-US"/>
+        </w:rPr>
+        <w:t>bin</w:t>
+      </w:r>
+      <w:r>
+        <w:rPr>
+          <w:sz w:val="28"/>
+          <w:szCs w:val="28"/>
+        </w:rPr>
+        <w:t>\</w:t>
+      </w:r>
+      <w:r>
+        <w:rPr>
+          <w:sz w:val="28"/>
+          <w:szCs w:val="28"/>
+          <w:lang w:val="en-US"/>
+        </w:rPr>
+        <w:t>Debug</w:t>
+      </w:r>
+      <w:r>
+        <w:rPr>
+          <w:sz w:val="28"/>
+          <w:szCs w:val="28"/>
+        </w:rPr>
+        <w:t>\</w:t>
+      </w:r>
+      <w:r>
+        <w:rPr>
+          <w:sz w:val="28"/>
+          <w:szCs w:val="28"/>
+          <w:lang w:val="en-US"/>
+        </w:rPr>
+        <w:t>net</w:t>
+      </w:r>
+      <w:r>
+        <w:rPr>
+          <w:sz w:val="28"/>
+          <w:szCs w:val="28"/>
+        </w:rPr>
+        <w:t>8.0-</w:t>
+      </w:r>
+      <w:r>
+        <w:rPr>
+          <w:sz w:val="28"/>
+          <w:szCs w:val="28"/>
+          <w:lang w:val="en-US"/>
+        </w:rPr>
+        <w:t>windows</w:t>
+      </w:r>
+      <w:r>
+        <w:rPr>
+          <w:sz w:val="28"/>
+          <w:szCs w:val="28"/>
+        </w:rPr>
+        <w:t>\</w:t>
+      </w:r>
+      <w:r>
+        <w:rPr>
+          <w:sz w:val="28"/>
+          <w:szCs w:val="28"/>
+          <w:lang w:val="en-US"/>
+        </w:rPr>
+        <w:t>Tests</w:t>
+      </w:r>
+      <w:proofErr w:type="gramEnd"/>
+      <w:r>
+        <w:rPr>
+          <w:sz w:val="28"/>
+          <w:szCs w:val="28"/>
+        </w:rPr>
+        <w:t>”</w:t>
+      </w:r>
+      <w:r>
+        <w:rPr>
+          <w:sz w:val="28"/>
+          <w:szCs w:val="28"/>
+        </w:rPr>
+        <w:t xml:space="preserve">. </w:t>
+      </w:r>
+      <w:r>
+        <w:rPr>
+          <w:sz w:val="28"/>
+          <w:szCs w:val="28"/>
+        </w:rPr>
+        <w:t xml:space="preserve">2. Откройте любой текстовый редактор, создай новый файл и напишите содержимое теста в формате </w:t>
+      </w:r>
+      <w:r>
+        <w:rPr>
+          <w:sz w:val="28"/>
+          <w:szCs w:val="28"/>
+          <w:lang w:val="en-US"/>
+        </w:rPr>
+        <w:t>JSON</w:t>
+      </w:r>
+      <w:r>
+        <w:rPr>
+          <w:sz w:val="28"/>
+          <w:szCs w:val="28"/>
+        </w:rPr>
+        <w:t xml:space="preserve"> со структурой: </w:t>
+      </w:r>
+      <w:r>
+        <w:rPr>
+          <w:sz w:val="28"/>
+          <w:szCs w:val="28"/>
+        </w:rPr>
+        <w:t>“</w:t>
+      </w:r>
+      <w:r>
+        <w:rPr>
+          <w:sz w:val="28"/>
+          <w:szCs w:val="28"/>
+          <w:lang w:val="en-US"/>
+        </w:rPr>
+        <w:t>question</w:t>
+      </w:r>
+      <w:r>
+        <w:rPr>
+          <w:sz w:val="28"/>
+          <w:szCs w:val="28"/>
+        </w:rPr>
+        <w:t>”</w:t>
+      </w:r>
+      <w:r>
+        <w:rPr>
+          <w:sz w:val="28"/>
+          <w:szCs w:val="28"/>
+        </w:rPr>
+        <w:t>- текст вопроса</w:t>
+      </w:r>
+      <w:r>
+        <w:rPr>
+          <w:sz w:val="28"/>
+          <w:szCs w:val="28"/>
+        </w:rPr>
+        <w:t xml:space="preserve"> (строка)</w:t>
+      </w:r>
+      <w:r>
+        <w:rPr>
+          <w:sz w:val="28"/>
+          <w:szCs w:val="28"/>
+        </w:rPr>
+        <w:t xml:space="preserve">, </w:t>
+      </w:r>
+      <w:r>
+        <w:rPr>
+          <w:sz w:val="28"/>
+          <w:szCs w:val="28"/>
+        </w:rPr>
+        <w:t>“</w:t>
+      </w:r>
+      <w:r>
+        <w:rPr>
+          <w:sz w:val="28"/>
+          <w:szCs w:val="28"/>
+          <w:lang w:val="en-US"/>
+        </w:rPr>
+        <w:t>answers</w:t>
+      </w:r>
+      <w:r>
+        <w:rPr>
+          <w:sz w:val="28"/>
+          <w:szCs w:val="28"/>
+        </w:rPr>
+        <w:t xml:space="preserve">” </w:t>
+      </w:r>
+      <w:r>
+        <w:rPr>
+          <w:sz w:val="28"/>
+          <w:szCs w:val="28"/>
+        </w:rPr>
+        <w:t>–</w:t>
+      </w:r>
+      <w:r>
+        <w:rPr>
+          <w:sz w:val="28"/>
+          <w:szCs w:val="28"/>
+        </w:rPr>
+        <w:t xml:space="preserve"> </w:t>
+      </w:r>
+      <w:r>
+        <w:rPr>
+          <w:sz w:val="28"/>
+          <w:szCs w:val="28"/>
+        </w:rPr>
+        <w:t>ответы на вопросы</w:t>
+      </w:r>
+      <w:r>
+        <w:rPr>
+          <w:sz w:val="28"/>
+          <w:szCs w:val="28"/>
+        </w:rPr>
+        <w:t xml:space="preserve"> (массив из четырех строк)</w:t>
+      </w:r>
+      <w:r>
+        <w:rPr>
+          <w:sz w:val="28"/>
+          <w:szCs w:val="28"/>
+        </w:rPr>
+        <w:t>,</w:t>
+      </w:r>
+      <w:r>
+        <w:rPr>
+          <w:sz w:val="28"/>
+          <w:szCs w:val="28"/>
+        </w:rPr>
+        <w:t xml:space="preserve"> “</w:t>
+      </w:r>
+      <w:proofErr w:type="spellStart"/>
+      <w:r>
+        <w:rPr>
+          <w:sz w:val="28"/>
+          <w:szCs w:val="28"/>
+          <w:lang w:val="en-US"/>
+        </w:rPr>
+        <w:t>correctIndex</w:t>
+      </w:r>
+      <w:proofErr w:type="spellEnd"/>
+      <w:r>
+        <w:rPr>
+          <w:sz w:val="28"/>
+          <w:szCs w:val="28"/>
+        </w:rPr>
+        <w:t>”</w:t>
+      </w:r>
+      <w:r>
+        <w:rPr>
+          <w:sz w:val="28"/>
+          <w:szCs w:val="28"/>
+        </w:rPr>
+        <w:t xml:space="preserve"> – индекс правильно ответа (0,1,2,3).</w:t>
       </w:r>
     </w:p>
     <w:p>
@@ -7409,6 +8301,7 @@
           <w:sz w:val="28"/>
           <w:szCs w:val="28"/>
         </w:rPr>
+        <w:lastRenderedPageBreak/>
         <w:t xml:space="preserve">Контакты поддержки: </w:t>
       </w:r>
       <w:r>
@@ -7419,6 +8312,7 @@
         </w:rPr>
         <w:t>ООО “</w:t>
       </w:r>
+      <w:proofErr w:type="spellStart"/>
       <w:r>
         <w:rPr>
           <w:rFonts w:ascii="Times New Roman" w:hAnsi="Times New Roman" w:cs="Times New Roman"/>
@@ -7427,13 +8321,30 @@
         </w:rPr>
         <w:t>ТмывДенег</w:t>
       </w:r>
-      <w:r>
-        <w:rPr>
-          <w:rFonts w:ascii="Times New Roman" w:hAnsi="Times New Roman" w:cs="Times New Roman"/>
-          <w:sz w:val="28"/>
-          <w:szCs w:val="28"/>
-        </w:rPr>
-        <w:t xml:space="preserve">”. </w:t>
+      <w:proofErr w:type="spellEnd"/>
+      <w:r>
+        <w:rPr>
+          <w:rFonts w:ascii="Times New Roman" w:hAnsi="Times New Roman" w:cs="Times New Roman"/>
+          <w:sz w:val="28"/>
+          <w:szCs w:val="28"/>
+        </w:rPr>
+        <w:t>”</w:t>
+      </w:r>
+      <w:r>
+        <w:rPr>
+          <w:rFonts w:ascii="Times New Roman" w:hAnsi="Times New Roman" w:cs="Times New Roman"/>
+          <w:sz w:val="28"/>
+          <w:szCs w:val="28"/>
+        </w:rPr>
+        <w:t>, постоянного адреса нету, так как фирма в розыске по УК РФ 174</w:t>
+      </w:r>
+      <w:r>
+        <w:rPr>
+          <w:rFonts w:ascii="Times New Roman" w:hAnsi="Times New Roman" w:cs="Times New Roman"/>
+          <w:sz w:val="28"/>
+          <w:szCs w:val="28"/>
+        </w:rPr>
+        <w:t xml:space="preserve">. </w:t>
       </w:r>
       <w:r>
         <w:rPr>
@@ -7452,7 +8363,7 @@
         </w:rPr>
         <w:t xml:space="preserve">: </w:t>
       </w:r>
-      <w:hyperlink r:id="rId36" w:history="1">
+      <w:hyperlink r:id="rId31" w:history="1">
         <w:r>
           <w:rPr>
             <w:rStyle w:val="ac"/>
@@ -7532,7 +8443,7 @@
         </w:rPr>
         <w:t xml:space="preserve">: </w:t>
       </w:r>
-      <w:hyperlink r:id="rId37" w:history="1">
+      <w:hyperlink r:id="rId32" w:history="1">
         <w:r>
           <w:rPr>
             <w:rStyle w:val="ac"/>
@@ -7552,6 +8463,7 @@
           </w:rPr>
           <w:t>://</w:t>
         </w:r>
+        <w:proofErr w:type="spellStart"/>
         <w:r>
           <w:rPr>
             <w:rStyle w:val="ac"/>
@@ -7562,6 +8474,7 @@
           </w:rPr>
           <w:t>github</w:t>
         </w:r>
+        <w:proofErr w:type="spellEnd"/>
         <w:r>
           <w:rPr>
             <w:rStyle w:val="ac"/>
@@ -7590,6 +8503,7 @@
           </w:rPr>
           <w:t>/</w:t>
         </w:r>
+        <w:proofErr w:type="spellStart"/>
         <w:r>
           <w:rPr>
             <w:rStyle w:val="ac"/>
@@ -7600,6 +8514,7 @@
           </w:rPr>
           <w:t>FamilyTroli</w:t>
         </w:r>
+        <w:proofErr w:type="spellEnd"/>
         <w:r>
           <w:rPr>
             <w:rStyle w:val="ac"/>
@@ -7609,6 +8524,7 @@
           </w:rPr>
           <w:t>/</w:t>
         </w:r>
+        <w:proofErr w:type="spellStart"/>
         <w:r>
           <w:rPr>
             <w:rStyle w:val="ac"/>
@@ -7619,6 +8535,7 @@
           </w:rPr>
           <w:t>Practica</w:t>
         </w:r>
+        <w:proofErr w:type="spellEnd"/>
         <w:r>
           <w:rPr>
             <w:rStyle w:val="ac"/>
@@ -7924,44 +8841,8 @@
 </w:document>
 </file>
 
-<file path=word/comments.xml><?xml version="1.0" encoding="utf-8"?>
-<w:comments xmlns:wpc="http://schemas.microsoft.com/office/word/2010/wordprocessingCanvas" xmlns:cx="http://schemas.microsoft.com/office/drawing/2014/chartex" xmlns:cx1="http://schemas.microsoft.com/office/drawing/2015/9/8/chartex" xmlns:cx2="http://schemas.microsoft.com/office/drawing/2015/10/21/chartex" xmlns:cx3="http://schemas.microsoft.com/office/drawing/2016/5/9/chartex" xmlns:cx4="http://schemas.microsoft.com/office/drawing/2016/5/10/chartex" xmlns:cx5="http://schemas.microsoft.com/office/drawing/2016/5/11/chartex" xmlns:cx6="http://schemas.microsoft.com/office/drawing/2016/5/12/chartex" xmlns:cx7="http://schemas.microsoft.com/office/drawing/2016/5/13/chartex" xmlns:cx8="http://schemas.microsoft.com/office/drawing/2016/5/14/chartex" xmlns:mc="http://schemas.openxmlformats.org/markup-compatibility/2006" xmlns:aink="http://schemas.microsoft.com/office/drawing/2016/ink" xmlns:am3d="http://schemas.microsoft.com/office/drawing/2017/model3d" xmlns:o="urn:schemas-microsoft-com:office:office" xmlns:oel="http://schemas.microsoft.com/office/2019/extlst" xmlns:r="http://schemas.openxmlformats.org/officeDocument/2006/relationships" xmlns:m="http://schemas.openxmlformats.org/officeDocument/2006/math" xmlns:v="urn:schemas-microsoft-com:vml" xmlns:wp14="http://schemas.microsoft.com/office/word/2010/wordprocessingDrawing" xmlns:wp="http://schemas.openxmlformats.org/drawingml/2006/wordprocessingDrawing" xmlns:w10="urn:schemas-microsoft-com:office:word" xmlns:w="http://schemas.openxmlformats.org/wordprocessingml/2006/main" xmlns:w14="http://schemas.microsoft.com/office/word/2010/wordml" xmlns:w15="http://schemas.microsoft.com/office/word/2012/wordml" xmlns:w16cex="http://schemas.microsoft.com/office/word/2018/wordml/cex" xmlns:w16cid="http://schemas.microsoft.com/office/word/2016/wordml/cid" xmlns:w16="http://schemas.microsoft.com/office/word/2018/wordml" xmlns:w16du="http://schemas.microsoft.com/office/word/2023/wordml/word16du" xmlns:w16sdtdh="http://schemas.microsoft.com/office/word/2020/wordml/sdtdatahash" xmlns:w16se="http://schemas.microsoft.com/office/word/2015/wordml/symex" xmlns:wpg="http://schemas.microsoft.com/office/word/2010/wordprocessingGroup" xmlns:wpi="http://schemas.microsoft.com/office/word/2010/wordprocessingInk" xmlns:wne="http://schemas.microsoft.com/office/word/2006/wordml" xmlns:wps="http://schemas.microsoft.com/office/word/2010/wordprocessingShape" mc:Ignorable="w14 w15 w16se w16cid w16 w16cex w16sdtdh w16du wp14">
-  <w:comment w:id="1" w:author="Артур Кириллов" w:date="2026-03-03T16:41:00Z" w:initials="АК">
-    <w:p>
-      <w:pPr>
-        <w:pStyle w:val="af0"/>
-      </w:pPr>
-      <w:r>
-        <w:rPr>
-          <w:rStyle w:val="af"/>
-        </w:rPr>
-        <w:annotationRef/>
-      </w:r>
-    </w:p>
-  </w:comment>
-</w:comments>
-</file>
-
-<file path=word/commentsExtended.xml><?xml version="1.0" encoding="utf-8"?>
-<w15:commentsEx xmlns:wpc="http://schemas.microsoft.com/office/word/2010/wordprocessingCanvas" xmlns:cx="http://schemas.microsoft.com/office/drawing/2014/chartex" xmlns:cx1="http://schemas.microsoft.com/office/drawing/2015/9/8/chartex" xmlns:cx2="http://schemas.microsoft.com/office/drawing/2015/10/21/chartex" xmlns:cx3="http://schemas.microsoft.com/office/drawing/2016/5/9/chartex" xmlns:cx4="http://schemas.microsoft.com/office/drawing/2016/5/10/chartex" xmlns:cx5="http://schemas.microsoft.com/office/drawing/2016/5/11/chartex" xmlns:cx6="http://schemas.microsoft.com/office/drawing/2016/5/12/chartex" xmlns:cx7="http://schemas.microsoft.com/office/drawing/2016/5/13/chartex" xmlns:cx8="http://schemas.microsoft.com/office/drawing/2016/5/14/chartex" xmlns:mc="http://schemas.openxmlformats.org/markup-compatibility/2006" xmlns:aink="http://schemas.microsoft.com/office/drawing/2016/ink" xmlns:am3d="http://schemas.microsoft.com/office/drawing/2017/model3d" xmlns:o="urn:schemas-microsoft-com:office:office" xmlns:oel="http://schemas.microsoft.com/office/2019/extlst" xmlns:r="http://schemas.openxmlformats.org/officeDocument/2006/relationships" xmlns:m="http://schemas.openxmlformats.org/officeDocument/2006/math" xmlns:v="urn:schemas-microsoft-com:vml" xmlns:wp14="http://schemas.microsoft.com/office/word/2010/wordprocessingDrawing" xmlns:wp="http://schemas.openxmlformats.org/drawingml/2006/wordprocessingDrawing" xmlns:w10="urn:schemas-microsoft-com:office:word" xmlns:w="http://schemas.openxmlformats.org/wordprocessingml/2006/main" xmlns:w14="http://schemas.microsoft.com/office/word/2010/wordml" xmlns:w15="http://schemas.microsoft.com/office/word/2012/wordml" xmlns:w16cex="http://schemas.microsoft.com/office/word/2018/wordml/cex" xmlns:w16cid="http://schemas.microsoft.com/office/word/2016/wordml/cid" xmlns:w16="http://schemas.microsoft.com/office/word/2018/wordml" xmlns:w16du="http://schemas.microsoft.com/office/word/2023/wordml/word16du" xmlns:w16sdtdh="http://schemas.microsoft.com/office/word/2020/wordml/sdtdatahash" xmlns:w16se="http://schemas.microsoft.com/office/word/2015/wordml/symex" xmlns:wpg="http://schemas.microsoft.com/office/word/2010/wordprocessingGroup" xmlns:wpi="http://schemas.microsoft.com/office/word/2010/wordprocessingInk" xmlns:wne="http://schemas.microsoft.com/office/word/2006/wordml" xmlns:wps="http://schemas.microsoft.com/office/word/2010/wordprocessingShape" mc:Ignorable="w14 w15 w16se w16cid w16 w16cex w16sdtdh w16du wp14">
-  <w15:commentEx w15:paraId="7EABA0B0" w15:done="1"/>
-</w15:commentsEx>
-</file>
-
-<file path=word/commentsExtensible.xml><?xml version="1.0" encoding="utf-8"?>
-<w16cex:commentsExtensible xmlns:wpc="http://schemas.microsoft.com/office/word/2010/wordprocessingCanvas" xmlns:cx="http://schemas.microsoft.com/office/drawing/2014/chartex" xmlns:cx1="http://schemas.microsoft.com/office/drawing/2015/9/8/chartex" xmlns:cx2="http://schemas.microsoft.com/office/drawing/2015/10/21/chartex" xmlns:cx3="http://schemas.microsoft.com/office/drawing/2016/5/9/chartex" xmlns:cx4="http://schemas.microsoft.com/office/drawing/2016/5/10/chartex" xmlns:cx5="http://schemas.microsoft.com/office/drawing/2016/5/11/chartex" xmlns:cx6="http://schemas.microsoft.com/office/drawing/2016/5/12/chartex" xmlns:cx7="http://schemas.microsoft.com/office/drawing/2016/5/13/chartex" xmlns:cx8="http://schemas.microsoft.com/office/drawing/2016/5/14/chartex" xmlns:cr="http://schemas.microsoft.com/office/comments/2020/reactions" xmlns:mc="http://schemas.openxmlformats.org/markup-compatibility/2006" xmlns:aink="http://schemas.microsoft.com/office/drawing/2016/ink" xmlns:am3d="http://schemas.microsoft.com/office/drawing/2017/model3d" xmlns:o="urn:schemas-microsoft-com:office:office" xmlns:oel="http://schemas.microsoft.com/office/2019/extlst" xmlns:r="http://schemas.openxmlformats.org/officeDocument/2006/relationships" xmlns:m="http://schemas.openxmlformats.org/officeDocument/2006/math" xmlns:v="urn:schemas-microsoft-com:vml" xmlns:wp14="http://schemas.microsoft.com/office/word/2010/wordprocessingDrawing" xmlns:wp="http://schemas.openxmlformats.org/drawingml/2006/wordprocessingDrawing" xmlns:w10="urn:schemas-microsoft-com:office:word" xmlns:w="http://schemas.openxmlformats.org/wordprocessingml/2006/main" xmlns:w14="http://schemas.microsoft.com/office/word/2010/wordml" xmlns:w15="http://schemas.microsoft.com/office/word/2012/wordml" xmlns:w16cex="http://schemas.microsoft.com/office/word/2018/wordml/cex" xmlns:w16cid="http://schemas.microsoft.com/office/word/2016/wordml/cid" xmlns:w16="http://schemas.microsoft.com/office/word/2018/wordml" xmlns:w16du="http://schemas.microsoft.com/office/word/2023/wordml/word16du" xmlns:w16sdtdh="http://schemas.microsoft.com/office/word/2020/wordml/sdtdatahash" xmlns:w16se="http://schemas.microsoft.com/office/word/2015/wordml/symex" xmlns:wpg="http://schemas.microsoft.com/office/word/2010/wordprocessingGroup" xmlns:wpi="http://schemas.microsoft.com/office/word/2010/wordprocessingInk" xmlns:wne="http://schemas.microsoft.com/office/word/2006/wordml" xmlns:wps="http://schemas.microsoft.com/office/word/2010/wordprocessingShape" mc:Ignorable="w14 w15 w16se w16cid w16 w16cex w16sdtdh cr w16du wp14">
-  <w16cex:commentExtensible w16cex:durableId="3CD963D4" w16cex:dateUtc="2026-03-03T13:41:00Z"/>
-</w16cex:commentsExtensible>
-</file>
-
-<file path=word/commentsIds.xml><?xml version="1.0" encoding="utf-8"?>
-<w16cid:commentsIds xmlns:wpc="http://schemas.microsoft.com/office/word/2010/wordprocessingCanvas" xmlns:cx="http://schemas.microsoft.com/office/drawing/2014/chartex" xmlns:cx1="http://schemas.microsoft.com/office/drawing/2015/9/8/chartex" xmlns:cx2="http://schemas.microsoft.com/office/drawing/2015/10/21/chartex" xmlns:cx3="http://schemas.microsoft.com/office/drawing/2016/5/9/chartex" xmlns:cx4="http://schemas.microsoft.com/office/drawing/2016/5/10/chartex" xmlns:cx5="http://schemas.microsoft.com/office/drawing/2016/5/11/chartex" xmlns:cx6="http://schemas.microsoft.com/office/drawing/2016/5/12/chartex" xmlns:cx7="http://schemas.microsoft.com/office/drawing/2016/5/13/chartex" xmlns:cx8="http://schemas.microsoft.com/office/drawing/2016/5/14/chartex" xmlns:mc="http://schemas.openxmlformats.org/markup-compatibility/2006" xmlns:aink="http://schemas.microsoft.com/office/drawing/2016/ink" xmlns:am3d="http://schemas.microsoft.com/office/drawing/2017/model3d" xmlns:o="urn:schemas-microsoft-com:office:office" xmlns:oel="http://schemas.microsoft.com/office/2019/extlst" xmlns:r="http://schemas.openxmlformats.org/officeDocument/2006/relationships" xmlns:m="http://schemas.openxmlformats.org/officeDocument/2006/math" xmlns:v="urn:schemas-microsoft-com:vml" xmlns:wp14="http://schemas.microsoft.com/office/word/2010/wordprocessingDrawing" xmlns:wp="http://schemas.openxmlformats.org/drawingml/2006/wordprocessingDrawing" xmlns:w10="urn:schemas-microsoft-com:office:word" xmlns:w="http://schemas.openxmlformats.org/wordprocessingml/2006/main" xmlns:w14="http://schemas.microsoft.com/office/word/2010/wordml" xmlns:w15="http://schemas.microsoft.com/office/word/2012/wordml" xmlns:w16cex="http://schemas.microsoft.com/office/word/2018/wordml/cex" xmlns:w16cid="http://schemas.microsoft.com/office/word/2016/wordml/cid" xmlns:w16="http://schemas.microsoft.com/office/word/2018/wordml" xmlns:w16du="http://schemas.microsoft.com/office/word/2023/wordml/word16du" xmlns:w16sdtdh="http://schemas.microsoft.com/office/word/2020/wordml/sdtdatahash" xmlns:w16se="http://schemas.microsoft.com/office/word/2015/wordml/symex" xmlns:wpg="http://schemas.microsoft.com/office/word/2010/wordprocessingGroup" xmlns:wpi="http://schemas.microsoft.com/office/word/2010/wordprocessingInk" xmlns:wne="http://schemas.microsoft.com/office/word/2006/wordml" xmlns:wps="http://schemas.microsoft.com/office/word/2010/wordprocessingShape" mc:Ignorable="w14 w15 w16se w16cid w16 w16cex w16sdtdh w16du wp14">
-  <w16cid:commentId w16cid:paraId="7EABA0B0" w16cid:durableId="3CD963D4"/>
-</w16cid:commentsIds>
-</file>
-
 <file path=word/endnotes.xml><?xml version="1.0" encoding="utf-8"?>
-<w:endnotes xmlns:wpc="http://schemas.microsoft.com/office/word/2010/wordprocessingCanvas" xmlns:cx="http://schemas.microsoft.com/office/drawing/2014/chartex" xmlns:cx1="http://schemas.microsoft.com/office/drawing/2015/9/8/chartex" xmlns:cx2="http://schemas.microsoft.com/office/drawing/2015/10/21/chartex" xmlns:cx3="http://schemas.microsoft.com/office/drawing/2016/5/9/chartex" xmlns:cx4="http://schemas.microsoft.com/office/drawing/2016/5/10/chartex" xmlns:cx5="http://schemas.microsoft.com/office/drawing/2016/5/11/chartex" xmlns:cx6="http://schemas.microsoft.com/office/drawing/2016/5/12/chartex" xmlns:cx7="http://schemas.microsoft.com/office/drawing/2016/5/13/chartex" xmlns:cx8="http://schemas.microsoft.com/office/drawing/2016/5/14/chartex" xmlns:mc="http://schemas.openxmlformats.org/markup-compatibility/2006" xmlns:aink="http://schemas.microsoft.com/office/drawing/2016/ink" xmlns:am3d="http://schemas.microsoft.com/office/drawing/2017/model3d" xmlns:o="urn:schemas-microsoft-com:office:office" xmlns:oel="http://schemas.microsoft.com/office/2019/extlst" xmlns:r="http://schemas.openxmlformats.org/officeDocument/2006/relationships" xmlns:m="http://schemas.openxmlformats.org/officeDocument/2006/math" xmlns:v="urn:schemas-microsoft-com:vml" xmlns:wp14="http://schemas.microsoft.com/office/word/2010/wordprocessingDrawing" xmlns:wp="http://schemas.openxmlformats.org/drawingml/2006/wordprocessingDrawing" xmlns:w10="urn:schemas-microsoft-com:office:word" xmlns:w="http://schemas.openxmlformats.org/wordprocessingml/2006/main" xmlns:w14="http://schemas.microsoft.com/office/word/2010/wordml" xmlns:w15="http://schemas.microsoft.com/office/word/2012/wordml" xmlns:w16cex="http://schemas.microsoft.com/office/word/2018/wordml/cex" xmlns:w16cid="http://schemas.microsoft.com/office/word/2016/wordml/cid" xmlns:w16="http://schemas.microsoft.com/office/word/2018/wordml" xmlns:w16du="http://schemas.microsoft.com/office/word/2023/wordml/word16du" xmlns:w16sdtdh="http://schemas.microsoft.com/office/word/2020/wordml/sdtdatahash" xmlns:w16se="http://schemas.microsoft.com/office/word/2015/wordml/symex" xmlns:wpg="http://schemas.microsoft.com/office/word/2010/wordprocessingGroup" xmlns:wpi="http://schemas.microsoft.com/office/word/2010/wordprocessingInk" xmlns:wne="http://schemas.microsoft.com/office/word/2006/wordml" xmlns:wps="http://schemas.microsoft.com/office/word/2010/wordprocessingShape" mc:Ignorable="w14 w15 w16se w16cid w16 w16cex w16sdtdh w16du wp14">
+<w:endnotes xmlns:wpc="http://schemas.microsoft.com/office/word/2010/wordprocessingCanvas" xmlns:cx="http://schemas.microsoft.com/office/drawing/2014/chartex" xmlns:cx1="http://schemas.microsoft.com/office/drawing/2015/9/8/chartex" xmlns:cx2="http://schemas.microsoft.com/office/drawing/2015/10/21/chartex" xmlns:cx3="http://schemas.microsoft.com/office/drawing/2016/5/9/chartex" xmlns:cx4="http://schemas.microsoft.com/office/drawing/2016/5/10/chartex" xmlns:cx5="http://schemas.microsoft.com/office/drawing/2016/5/11/chartex" xmlns:cx6="http://schemas.microsoft.com/office/drawing/2016/5/12/chartex" xmlns:cx7="http://schemas.microsoft.com/office/drawing/2016/5/13/chartex" xmlns:cx8="http://schemas.microsoft.com/office/drawing/2016/5/14/chartex" xmlns:mc="http://schemas.openxmlformats.org/markup-compatibility/2006" xmlns:aink="http://schemas.microsoft.com/office/drawing/2016/ink" xmlns:am3d="http://schemas.microsoft.com/office/drawing/2017/model3d" xmlns:o="urn:schemas-microsoft-com:office:office" xmlns:r="http://schemas.openxmlformats.org/officeDocument/2006/relationships" xmlns:m="http://schemas.openxmlformats.org/officeDocument/2006/math" xmlns:v="urn:schemas-microsoft-com:vml" xmlns:wp14="http://schemas.microsoft.com/office/word/2010/wordprocessingDrawing" xmlns:wp="http://schemas.openxmlformats.org/drawingml/2006/wordprocessingDrawing" xmlns:w10="urn:schemas-microsoft-com:office:word" xmlns:w="http://schemas.openxmlformats.org/wordprocessingml/2006/main" xmlns:w14="http://schemas.microsoft.com/office/word/2010/wordml" xmlns:w15="http://schemas.microsoft.com/office/word/2012/wordml" xmlns:w16cex="http://schemas.microsoft.com/office/word/2018/wordml/cex" xmlns:w16cid="http://schemas.microsoft.com/office/word/2016/wordml/cid" xmlns:w16="http://schemas.microsoft.com/office/word/2018/wordml" xmlns:w16sdtdh="http://schemas.microsoft.com/office/word/2020/wordml/sdtdatahash" xmlns:w16se="http://schemas.microsoft.com/office/word/2015/wordml/symex" xmlns:wpg="http://schemas.microsoft.com/office/word/2010/wordprocessingGroup" xmlns:wpi="http://schemas.microsoft.com/office/word/2010/wordprocessingInk" xmlns:wne="http://schemas.microsoft.com/office/word/2006/wordml" xmlns:wps="http://schemas.microsoft.com/office/word/2010/wordprocessingShape" mc:Ignorable="w14 w15 w16se w16cid w16 w16cex w16sdtdh wp14">
   <w:endnote w:type="separator" w:id="-1">
     <w:p>
       <w:pPr>
@@ -7986,7 +8867,7 @@
 </file>
 
 <file path=word/footnotes.xml><?xml version="1.0" encoding="utf-8"?>
-<w:footnotes xmlns:wpc="http://schemas.microsoft.com/office/word/2010/wordprocessingCanvas" xmlns:cx="http://schemas.microsoft.com/office/drawing/2014/chartex" xmlns:cx1="http://schemas.microsoft.com/office/drawing/2015/9/8/chartex" xmlns:cx2="http://schemas.microsoft.com/office/drawing/2015/10/21/chartex" xmlns:cx3="http://schemas.microsoft.com/office/drawing/2016/5/9/chartex" xmlns:cx4="http://schemas.microsoft.com/office/drawing/2016/5/10/chartex" xmlns:cx5="http://schemas.microsoft.com/office/drawing/2016/5/11/chartex" xmlns:cx6="http://schemas.microsoft.com/office/drawing/2016/5/12/chartex" xmlns:cx7="http://schemas.microsoft.com/office/drawing/2016/5/13/chartex" xmlns:cx8="http://schemas.microsoft.com/office/drawing/2016/5/14/chartex" xmlns:mc="http://schemas.openxmlformats.org/markup-compatibility/2006" xmlns:aink="http://schemas.microsoft.com/office/drawing/2016/ink" xmlns:am3d="http://schemas.microsoft.com/office/drawing/2017/model3d" xmlns:o="urn:schemas-microsoft-com:office:office" xmlns:oel="http://schemas.microsoft.com/office/2019/extlst" xmlns:r="http://schemas.openxmlformats.org/officeDocument/2006/relationships" xmlns:m="http://schemas.openxmlformats.org/officeDocument/2006/math" xmlns:v="urn:schemas-microsoft-com:vml" xmlns:wp14="http://schemas.microsoft.com/office/word/2010/wordprocessingDrawing" xmlns:wp="http://schemas.openxmlformats.org/drawingml/2006/wordprocessingDrawing" xmlns:w10="urn:schemas-microsoft-com:office:word" xmlns:w="http://schemas.openxmlformats.org/wordprocessingml/2006/main" xmlns:w14="http://schemas.microsoft.com/office/word/2010/wordml" xmlns:w15="http://schemas.microsoft.com/office/word/2012/wordml" xmlns:w16cex="http://schemas.microsoft.com/office/word/2018/wordml/cex" xmlns:w16cid="http://schemas.microsoft.com/office/word/2016/wordml/cid" xmlns:w16="http://schemas.microsoft.com/office/word/2018/wordml" xmlns:w16du="http://schemas.microsoft.com/office/word/2023/wordml/word16du" xmlns:w16sdtdh="http://schemas.microsoft.com/office/word/2020/wordml/sdtdatahash" xmlns:w16se="http://schemas.microsoft.com/office/word/2015/wordml/symex" xmlns:wpg="http://schemas.microsoft.com/office/word/2010/wordprocessingGroup" xmlns:wpi="http://schemas.microsoft.com/office/word/2010/wordprocessingInk" xmlns:wne="http://schemas.microsoft.com/office/word/2006/wordml" xmlns:wps="http://schemas.microsoft.com/office/word/2010/wordprocessingShape" mc:Ignorable="w14 w15 w16se w16cid w16 w16cex w16sdtdh w16du wp14">
+<w:footnotes xmlns:wpc="http://schemas.microsoft.com/office/word/2010/wordprocessingCanvas" xmlns:cx="http://schemas.microsoft.com/office/drawing/2014/chartex" xmlns:cx1="http://schemas.microsoft.com/office/drawing/2015/9/8/chartex" xmlns:cx2="http://schemas.microsoft.com/office/drawing/2015/10/21/chartex" xmlns:cx3="http://schemas.microsoft.com/office/drawing/2016/5/9/chartex" xmlns:cx4="http://schemas.microsoft.com/office/drawing/2016/5/10/chartex" xmlns:cx5="http://schemas.microsoft.com/office/drawing/2016/5/11/chartex" xmlns:cx6="http://schemas.microsoft.com/office/drawing/2016/5/12/chartex" xmlns:cx7="http://schemas.microsoft.com/office/drawing/2016/5/13/chartex" xmlns:cx8="http://schemas.microsoft.com/office/drawing/2016/5/14/chartex" xmlns:mc="http://schemas.openxmlformats.org/markup-compatibility/2006" xmlns:aink="http://schemas.microsoft.com/office/drawing/2016/ink" xmlns:am3d="http://schemas.microsoft.com/office/drawing/2017/model3d" xmlns:o="urn:schemas-microsoft-com:office:office" xmlns:r="http://schemas.openxmlformats.org/officeDocument/2006/relationships" xmlns:m="http://schemas.openxmlformats.org/officeDocument/2006/math" xmlns:v="urn:schemas-microsoft-com:vml" xmlns:wp14="http://schemas.microsoft.com/office/word/2010/wordprocessingDrawing" xmlns:wp="http://schemas.openxmlformats.org/drawingml/2006/wordprocessingDrawing" xmlns:w10="urn:schemas-microsoft-com:office:word" xmlns:w="http://schemas.openxmlformats.org/wordprocessingml/2006/main" xmlns:w14="http://schemas.microsoft.com/office/word/2010/wordml" xmlns:w15="http://schemas.microsoft.com/office/word/2012/wordml" xmlns:w16cex="http://schemas.microsoft.com/office/word/2018/wordml/cex" xmlns:w16cid="http://schemas.microsoft.com/office/word/2016/wordml/cid" xmlns:w16="http://schemas.microsoft.com/office/word/2018/wordml" xmlns:w16sdtdh="http://schemas.microsoft.com/office/word/2020/wordml/sdtdatahash" xmlns:w16se="http://schemas.microsoft.com/office/word/2015/wordml/symex" xmlns:wpg="http://schemas.microsoft.com/office/word/2010/wordprocessingGroup" xmlns:wpi="http://schemas.microsoft.com/office/word/2010/wordprocessingInk" xmlns:wne="http://schemas.microsoft.com/office/word/2006/wordml" xmlns:wps="http://schemas.microsoft.com/office/word/2010/wordprocessingShape" mc:Ignorable="w14 w15 w16se w16cid w16 w16cex w16sdtdh wp14">
   <w:footnote w:type="separator" w:id="-1">
     <w:p>
       <w:pPr>
@@ -8011,7 +8892,7 @@
 </file>
 
 <file path=word/numbering.xml><?xml version="1.0" encoding="utf-8"?>
-<w:numbering xmlns:wpc="http://schemas.microsoft.com/office/word/2010/wordprocessingCanvas" xmlns:cx="http://schemas.microsoft.com/office/drawing/2014/chartex" xmlns:cx1="http://schemas.microsoft.com/office/drawing/2015/9/8/chartex" xmlns:cx2="http://schemas.microsoft.com/office/drawing/2015/10/21/chartex" xmlns:cx3="http://schemas.microsoft.com/office/drawing/2016/5/9/chartex" xmlns:cx4="http://schemas.microsoft.com/office/drawing/2016/5/10/chartex" xmlns:cx5="http://schemas.microsoft.com/office/drawing/2016/5/11/chartex" xmlns:cx6="http://schemas.microsoft.com/office/drawing/2016/5/12/chartex" xmlns:cx7="http://schemas.microsoft.com/office/drawing/2016/5/13/chartex" xmlns:cx8="http://schemas.microsoft.com/office/drawing/2016/5/14/chartex" xmlns:mc="http://schemas.openxmlformats.org/markup-compatibility/2006" xmlns:aink="http://schemas.microsoft.com/office/drawing/2016/ink" xmlns:am3d="http://schemas.microsoft.com/office/drawing/2017/model3d" xmlns:o="urn:schemas-microsoft-com:office:office" xmlns:oel="http://schemas.microsoft.com/office/2019/extlst" xmlns:r="http://schemas.openxmlformats.org/officeDocument/2006/relationships" xmlns:m="http://schemas.openxmlformats.org/officeDocument/2006/math" xmlns:v="urn:schemas-microsoft-com:vml" xmlns:wp14="http://schemas.microsoft.com/office/word/2010/wordprocessingDrawing" xmlns:wp="http://schemas.openxmlformats.org/drawingml/2006/wordprocessingDrawing" xmlns:w10="urn:schemas-microsoft-com:office:word" xmlns:w="http://schemas.openxmlformats.org/wordprocessingml/2006/main" xmlns:w14="http://schemas.microsoft.com/office/word/2010/wordml" xmlns:w15="http://schemas.microsoft.com/office/word/2012/wordml" xmlns:w16cex="http://schemas.microsoft.com/office/word/2018/wordml/cex" xmlns:w16cid="http://schemas.microsoft.com/office/word/2016/wordml/cid" xmlns:w16="http://schemas.microsoft.com/office/word/2018/wordml" xmlns:w16du="http://schemas.microsoft.com/office/word/2023/wordml/word16du" xmlns:w16sdtdh="http://schemas.microsoft.com/office/word/2020/wordml/sdtdatahash" xmlns:w16se="http://schemas.microsoft.com/office/word/2015/wordml/symex" xmlns:wpg="http://schemas.microsoft.com/office/word/2010/wordprocessingGroup" xmlns:wpi="http://schemas.microsoft.com/office/word/2010/wordprocessingInk" xmlns:wne="http://schemas.microsoft.com/office/word/2006/wordml" xmlns:wps="http://schemas.microsoft.com/office/word/2010/wordprocessingShape" mc:Ignorable="w14 w15 w16se w16cid w16 w16cex w16sdtdh w16du wp14">
+<w:numbering xmlns:wpc="http://schemas.microsoft.com/office/word/2010/wordprocessingCanvas" xmlns:cx="http://schemas.microsoft.com/office/drawing/2014/chartex" xmlns:cx1="http://schemas.microsoft.com/office/drawing/2015/9/8/chartex" xmlns:cx2="http://schemas.microsoft.com/office/drawing/2015/10/21/chartex" xmlns:cx3="http://schemas.microsoft.com/office/drawing/2016/5/9/chartex" xmlns:cx4="http://schemas.microsoft.com/office/drawing/2016/5/10/chartex" xmlns:cx5="http://schemas.microsoft.com/office/drawing/2016/5/11/chartex" xmlns:cx6="http://schemas.microsoft.com/office/drawing/2016/5/12/chartex" xmlns:cx7="http://schemas.microsoft.com/office/drawing/2016/5/13/chartex" xmlns:cx8="http://schemas.microsoft.com/office/drawing/2016/5/14/chartex" xmlns:mc="http://schemas.openxmlformats.org/markup-compatibility/2006" xmlns:aink="http://schemas.microsoft.com/office/drawing/2016/ink" xmlns:am3d="http://schemas.microsoft.com/office/drawing/2017/model3d" xmlns:o="urn:schemas-microsoft-com:office:office" xmlns:r="http://schemas.openxmlformats.org/officeDocument/2006/relationships" xmlns:m="http://schemas.openxmlformats.org/officeDocument/2006/math" xmlns:v="urn:schemas-microsoft-com:vml" xmlns:wp14="http://schemas.microsoft.com/office/word/2010/wordprocessingDrawing" xmlns:wp="http://schemas.openxmlformats.org/drawingml/2006/wordprocessingDrawing" xmlns:w10="urn:schemas-microsoft-com:office:word" xmlns:w="http://schemas.openxmlformats.org/wordprocessingml/2006/main" xmlns:w14="http://schemas.microsoft.com/office/word/2010/wordml" xmlns:w15="http://schemas.microsoft.com/office/word/2012/wordml" xmlns:w16cex="http://schemas.microsoft.com/office/word/2018/wordml/cex" xmlns:w16cid="http://schemas.microsoft.com/office/word/2016/wordml/cid" xmlns:w16="http://schemas.microsoft.com/office/word/2018/wordml" xmlns:w16sdtdh="http://schemas.microsoft.com/office/word/2020/wordml/sdtdatahash" xmlns:w16se="http://schemas.microsoft.com/office/word/2015/wordml/symex" xmlns:wpg="http://schemas.microsoft.com/office/word/2010/wordprocessingGroup" xmlns:wpi="http://schemas.microsoft.com/office/word/2010/wordprocessingInk" xmlns:wne="http://schemas.microsoft.com/office/word/2006/wordml" xmlns:wps="http://schemas.microsoft.com/office/word/2010/wordprocessingShape" mc:Ignorable="w14 w15 w16se w16cid w16 w16cex w16sdtdh wp14">
   <w:abstractNum w:abstractNumId="0" w15:restartNumberingAfterBreak="0">
     <w:nsid w:val="013A41A4"/>
     <w:multiLevelType w:val="hybridMultilevel"/>
@@ -13183,142 +14064,142 @@
       </w:pPr>
     </w:lvl>
   </w:abstractNum>
-  <w:num w:numId="1" w16cid:durableId="762840365">
+  <w:num w:numId="1">
     <w:abstractNumId w:val="34"/>
   </w:num>
-  <w:num w:numId="2" w16cid:durableId="1857235711">
+  <w:num w:numId="2">
     <w:abstractNumId w:val="14"/>
   </w:num>
-  <w:num w:numId="3" w16cid:durableId="418988257">
+  <w:num w:numId="3">
     <w:abstractNumId w:val="36"/>
   </w:num>
-  <w:num w:numId="4" w16cid:durableId="1215659745">
+  <w:num w:numId="4">
     <w:abstractNumId w:val="19"/>
   </w:num>
-  <w:num w:numId="5" w16cid:durableId="1883709924">
+  <w:num w:numId="5">
     <w:abstractNumId w:val="43"/>
   </w:num>
-  <w:num w:numId="6" w16cid:durableId="1389497556">
+  <w:num w:numId="6">
     <w:abstractNumId w:val="17"/>
   </w:num>
-  <w:num w:numId="7" w16cid:durableId="1079909955">
+  <w:num w:numId="7">
     <w:abstractNumId w:val="11"/>
   </w:num>
-  <w:num w:numId="8" w16cid:durableId="146023728">
+  <w:num w:numId="8">
     <w:abstractNumId w:val="28"/>
   </w:num>
-  <w:num w:numId="9" w16cid:durableId="2106346088">
+  <w:num w:numId="9">
     <w:abstractNumId w:val="31"/>
   </w:num>
-  <w:num w:numId="10" w16cid:durableId="1740713944">
+  <w:num w:numId="10">
     <w:abstractNumId w:val="5"/>
   </w:num>
-  <w:num w:numId="11" w16cid:durableId="747196708">
+  <w:num w:numId="11">
     <w:abstractNumId w:val="39"/>
   </w:num>
-  <w:num w:numId="12" w16cid:durableId="1458182295">
+  <w:num w:numId="12">
     <w:abstractNumId w:val="33"/>
   </w:num>
-  <w:num w:numId="13" w16cid:durableId="1271819883">
+  <w:num w:numId="13">
     <w:abstractNumId w:val="42"/>
   </w:num>
-  <w:num w:numId="14" w16cid:durableId="886330970">
+  <w:num w:numId="14">
     <w:abstractNumId w:val="15"/>
   </w:num>
-  <w:num w:numId="15" w16cid:durableId="12924425">
+  <w:num w:numId="15">
     <w:abstractNumId w:val="24"/>
   </w:num>
-  <w:num w:numId="16" w16cid:durableId="669328673">
+  <w:num w:numId="16">
     <w:abstractNumId w:val="27"/>
   </w:num>
-  <w:num w:numId="17" w16cid:durableId="763458835">
+  <w:num w:numId="17">
     <w:abstractNumId w:val="4"/>
   </w:num>
-  <w:num w:numId="18" w16cid:durableId="1301692274">
+  <w:num w:numId="18">
     <w:abstractNumId w:val="9"/>
   </w:num>
-  <w:num w:numId="19" w16cid:durableId="119687538">
+  <w:num w:numId="19">
     <w:abstractNumId w:val="40"/>
   </w:num>
-  <w:num w:numId="20" w16cid:durableId="1293947021">
+  <w:num w:numId="20">
     <w:abstractNumId w:val="26"/>
   </w:num>
-  <w:num w:numId="21" w16cid:durableId="1638412087">
+  <w:num w:numId="21">
     <w:abstractNumId w:val="13"/>
   </w:num>
-  <w:num w:numId="22" w16cid:durableId="1042363852">
+  <w:num w:numId="22">
     <w:abstractNumId w:val="32"/>
   </w:num>
-  <w:num w:numId="23" w16cid:durableId="1398942838">
+  <w:num w:numId="23">
     <w:abstractNumId w:val="23"/>
   </w:num>
-  <w:num w:numId="24" w16cid:durableId="1775830630">
+  <w:num w:numId="24">
     <w:abstractNumId w:val="41"/>
   </w:num>
-  <w:num w:numId="25" w16cid:durableId="2054504089">
+  <w:num w:numId="25">
     <w:abstractNumId w:val="12"/>
   </w:num>
-  <w:num w:numId="26" w16cid:durableId="1327628950">
+  <w:num w:numId="26">
     <w:abstractNumId w:val="25"/>
   </w:num>
-  <w:num w:numId="27" w16cid:durableId="322860554">
+  <w:num w:numId="27">
     <w:abstractNumId w:val="1"/>
   </w:num>
-  <w:num w:numId="28" w16cid:durableId="440730850">
+  <w:num w:numId="28">
     <w:abstractNumId w:val="2"/>
   </w:num>
-  <w:num w:numId="29" w16cid:durableId="2120373543">
+  <w:num w:numId="29">
     <w:abstractNumId w:val="35"/>
   </w:num>
-  <w:num w:numId="30" w16cid:durableId="1449277035">
+  <w:num w:numId="30">
     <w:abstractNumId w:val="20"/>
   </w:num>
-  <w:num w:numId="31" w16cid:durableId="1153528798">
+  <w:num w:numId="31">
     <w:abstractNumId w:val="8"/>
   </w:num>
-  <w:num w:numId="32" w16cid:durableId="1416245165">
+  <w:num w:numId="32">
     <w:abstractNumId w:val="18"/>
   </w:num>
-  <w:num w:numId="33" w16cid:durableId="1197617648">
+  <w:num w:numId="33">
     <w:abstractNumId w:val="0"/>
   </w:num>
-  <w:num w:numId="34" w16cid:durableId="1721633904">
+  <w:num w:numId="34">
     <w:abstractNumId w:val="3"/>
   </w:num>
-  <w:num w:numId="35" w16cid:durableId="1347902099">
+  <w:num w:numId="35">
     <w:abstractNumId w:val="16"/>
   </w:num>
-  <w:num w:numId="36" w16cid:durableId="305555411">
+  <w:num w:numId="36">
     <w:abstractNumId w:val="38"/>
   </w:num>
-  <w:num w:numId="37" w16cid:durableId="378286645">
+  <w:num w:numId="37">
     <w:abstractNumId w:val="22"/>
   </w:num>
-  <w:num w:numId="38" w16cid:durableId="1128888483">
+  <w:num w:numId="38">
     <w:abstractNumId w:val="7"/>
   </w:num>
-  <w:num w:numId="39" w16cid:durableId="64691291">
+  <w:num w:numId="39">
     <w:abstractNumId w:val="45"/>
   </w:num>
-  <w:num w:numId="40" w16cid:durableId="876701469">
+  <w:num w:numId="40">
     <w:abstractNumId w:val="37"/>
   </w:num>
-  <w:num w:numId="41" w16cid:durableId="664432889">
+  <w:num w:numId="41">
     <w:abstractNumId w:val="30"/>
   </w:num>
-  <w:num w:numId="42" w16cid:durableId="419765508">
+  <w:num w:numId="42">
     <w:abstractNumId w:val="44"/>
   </w:num>
-  <w:num w:numId="43" w16cid:durableId="1595817477">
+  <w:num w:numId="43">
     <w:abstractNumId w:val="10"/>
   </w:num>
-  <w:num w:numId="44" w16cid:durableId="1699818978">
+  <w:num w:numId="44">
     <w:abstractNumId w:val="21"/>
   </w:num>
-  <w:num w:numId="45" w16cid:durableId="1566600842">
+  <w:num w:numId="45">
     <w:abstractNumId w:val="29"/>
   </w:num>
-  <w:num w:numId="46" w16cid:durableId="511841370">
+  <w:num w:numId="46">
     <w:abstractNumId w:val="45"/>
     <w:lvlOverride w:ilvl="0">
       <w:startOverride w:val="1"/>
@@ -13348,22 +14229,14 @@
       <w:startOverride w:val="1"/>
     </w:lvlOverride>
   </w:num>
-  <w:num w:numId="47" w16cid:durableId="71436024">
+  <w:num w:numId="47">
     <w:abstractNumId w:val="6"/>
   </w:num>
 </w:numbering>
 </file>
 
-<file path=word/people.xml><?xml version="1.0" encoding="utf-8"?>
-<w15:people xmlns:wpc="http://schemas.microsoft.com/office/word/2010/wordprocessingCanvas" xmlns:cx="http://schemas.microsoft.com/office/drawing/2014/chartex" xmlns:cx1="http://schemas.microsoft.com/office/drawing/2015/9/8/chartex" xmlns:cx2="http://schemas.microsoft.com/office/drawing/2015/10/21/chartex" xmlns:cx3="http://schemas.microsoft.com/office/drawing/2016/5/9/chartex" xmlns:cx4="http://schemas.microsoft.com/office/drawing/2016/5/10/chartex" xmlns:cx5="http://schemas.microsoft.com/office/drawing/2016/5/11/chartex" xmlns:cx6="http://schemas.microsoft.com/office/drawing/2016/5/12/chartex" xmlns:cx7="http://schemas.microsoft.com/office/drawing/2016/5/13/chartex" xmlns:cx8="http://schemas.microsoft.com/office/drawing/2016/5/14/chartex" xmlns:mc="http://schemas.openxmlformats.org/markup-compatibility/2006" xmlns:aink="http://schemas.microsoft.com/office/drawing/2016/ink" xmlns:am3d="http://schemas.microsoft.com/office/drawing/2017/model3d" xmlns:o="urn:schemas-microsoft-com:office:office" xmlns:oel="http://schemas.microsoft.com/office/2019/extlst" xmlns:r="http://schemas.openxmlformats.org/officeDocument/2006/relationships" xmlns:m="http://schemas.openxmlformats.org/officeDocument/2006/math" xmlns:v="urn:schemas-microsoft-com:vml" xmlns:wp14="http://schemas.microsoft.com/office/word/2010/wordprocessingDrawing" xmlns:wp="http://schemas.openxmlformats.org/drawingml/2006/wordprocessingDrawing" xmlns:w10="urn:schemas-microsoft-com:office:word" xmlns:w="http://schemas.openxmlformats.org/wordprocessingml/2006/main" xmlns:w14="http://schemas.microsoft.com/office/word/2010/wordml" xmlns:w15="http://schemas.microsoft.com/office/word/2012/wordml" xmlns:w16cex="http://schemas.microsoft.com/office/word/2018/wordml/cex" xmlns:w16cid="http://schemas.microsoft.com/office/word/2016/wordml/cid" xmlns:w16="http://schemas.microsoft.com/office/word/2018/wordml" xmlns:w16du="http://schemas.microsoft.com/office/word/2023/wordml/word16du" xmlns:w16sdtdh="http://schemas.microsoft.com/office/word/2020/wordml/sdtdatahash" xmlns:w16se="http://schemas.microsoft.com/office/word/2015/wordml/symex" xmlns:wpg="http://schemas.microsoft.com/office/word/2010/wordprocessingGroup" xmlns:wpi="http://schemas.microsoft.com/office/word/2010/wordprocessingInk" xmlns:wne="http://schemas.microsoft.com/office/word/2006/wordml" xmlns:wps="http://schemas.microsoft.com/office/word/2010/wordprocessingShape" mc:Ignorable="w14 w15 w16se w16cid w16 w16cex w16sdtdh w16du wp14">
-  <w15:person w15:author="Артур Кириллов">
-    <w15:presenceInfo w15:providerId="Windows Live" w15:userId="fa5a7d353bbdf3b9"/>
-  </w15:person>
-</w15:people>
-</file>
-
 <file path=word/styles.xml><?xml version="1.0" encoding="utf-8"?>
-<w:styles xmlns:mc="http://schemas.openxmlformats.org/markup-compatibility/2006" xmlns:r="http://schemas.openxmlformats.org/officeDocument/2006/relationships" xmlns:w="http://schemas.openxmlformats.org/wordprocessingml/2006/main" xmlns:w14="http://schemas.microsoft.com/office/word/2010/wordml" xmlns:w15="http://schemas.microsoft.com/office/word/2012/wordml" xmlns:w16cex="http://schemas.microsoft.com/office/word/2018/wordml/cex" xmlns:w16cid="http://schemas.microsoft.com/office/word/2016/wordml/cid" xmlns:w16="http://schemas.microsoft.com/office/word/2018/wordml" xmlns:w16du="http://schemas.microsoft.com/office/word/2023/wordml/word16du" xmlns:w16sdtdh="http://schemas.microsoft.com/office/word/2020/wordml/sdtdatahash" xmlns:w16se="http://schemas.microsoft.com/office/word/2015/wordml/symex" mc:Ignorable="w14 w15 w16se w16cid w16 w16cex w16sdtdh w16du">
+<w:styles xmlns:mc="http://schemas.openxmlformats.org/markup-compatibility/2006" xmlns:r="http://schemas.openxmlformats.org/officeDocument/2006/relationships" xmlns:w="http://schemas.openxmlformats.org/wordprocessingml/2006/main" xmlns:w14="http://schemas.microsoft.com/office/word/2010/wordml" xmlns:w15="http://schemas.microsoft.com/office/word/2012/wordml" xmlns:w16cex="http://schemas.microsoft.com/office/word/2018/wordml/cex" xmlns:w16cid="http://schemas.microsoft.com/office/word/2016/wordml/cid" xmlns:w16="http://schemas.microsoft.com/office/word/2018/wordml" xmlns:w16sdtdh="http://schemas.microsoft.com/office/word/2020/wordml/sdtdatahash" xmlns:w16se="http://schemas.microsoft.com/office/word/2015/wordml/symex" mc:Ignorable="w14 w15 w16se w16cid w16 w16cex w16sdtdh">
   <w:docDefaults>
     <w:rPrDefault>
       <w:rPr>
@@ -13765,6 +14638,27 @@
       <w:spacing w:after="200" w:line="276" w:lineRule="auto"/>
     </w:pPr>
   </w:style>
+  <w:style w:type="paragraph" w:styleId="1">
+    <w:name w:val="heading 1"/>
+    <w:basedOn w:val="a"/>
+    <w:next w:val="a"/>
+    <w:link w:val="10"/>
+    <w:uiPriority w:val="9"/>
+    <w:qFormat/>
+    <w:rsid w:val="000234C2"/>
+    <w:pPr>
+      <w:keepNext/>
+      <w:keepLines/>
+      <w:spacing w:before="240" w:after="0"/>
+      <w:outlineLvl w:val="0"/>
+    </w:pPr>
+    <w:rPr>
+      <w:rFonts w:asciiTheme="majorHAnsi" w:eastAsiaTheme="majorEastAsia" w:hAnsiTheme="majorHAnsi" w:cstheme="majorBidi"/>
+      <w:color w:val="2F5496" w:themeColor="accent1" w:themeShade="BF"/>
+      <w:sz w:val="32"/>
+      <w:szCs w:val="32"/>
+    </w:rPr>
+  </w:style>
   <w:style w:type="character" w:default="1" w:styleId="a0">
     <w:name w:val="Default Paragraph Font"/>
     <w:uiPriority w:val="1"/>
@@ -14045,11 +14939,50 @@
       <w:szCs w:val="20"/>
     </w:rPr>
   </w:style>
+  <w:style w:type="paragraph" w:styleId="af4">
+    <w:name w:val="Revision"/>
+    <w:hidden/>
+    <w:uiPriority w:val="99"/>
+    <w:semiHidden/>
+    <w:rsid w:val="000234C2"/>
+    <w:pPr>
+      <w:spacing w:after="0" w:line="240" w:lineRule="auto"/>
+    </w:pPr>
+  </w:style>
+  <w:style w:type="character" w:customStyle="1" w:styleId="10">
+    <w:name w:val="Заголовок 1 Знак"/>
+    <w:basedOn w:val="a0"/>
+    <w:link w:val="1"/>
+    <w:uiPriority w:val="9"/>
+    <w:rsid w:val="000234C2"/>
+    <w:rPr>
+      <w:rFonts w:asciiTheme="majorHAnsi" w:eastAsiaTheme="majorEastAsia" w:hAnsiTheme="majorHAnsi" w:cstheme="majorBidi"/>
+      <w:color w:val="2F5496" w:themeColor="accent1" w:themeShade="BF"/>
+      <w:sz w:val="32"/>
+      <w:szCs w:val="32"/>
+    </w:rPr>
+  </w:style>
+  <w:style w:type="paragraph" w:styleId="af5">
+    <w:name w:val="TOC Heading"/>
+    <w:basedOn w:val="1"/>
+    <w:next w:val="a"/>
+    <w:uiPriority w:val="39"/>
+    <w:unhideWhenUsed/>
+    <w:qFormat/>
+    <w:rsid w:val="000234C2"/>
+    <w:pPr>
+      <w:spacing w:line="259" w:lineRule="auto"/>
+      <w:outlineLvl w:val="9"/>
+    </w:pPr>
+    <w:rPr>
+      <w:lang w:eastAsia="ru-RU"/>
+    </w:rPr>
+  </w:style>
 </w:styles>
 </file>
 
 <file path=word/glossary/document.xml><?xml version="1.0" encoding="utf-8"?>
-<w:glossaryDocument xmlns:wpc="http://schemas.microsoft.com/office/word/2010/wordprocessingCanvas" xmlns:cx="http://schemas.microsoft.com/office/drawing/2014/chartex" xmlns:cx1="http://schemas.microsoft.com/office/drawing/2015/9/8/chartex" xmlns:cx2="http://schemas.microsoft.com/office/drawing/2015/10/21/chartex" xmlns:cx3="http://schemas.microsoft.com/office/drawing/2016/5/9/chartex" xmlns:cx4="http://schemas.microsoft.com/office/drawing/2016/5/10/chartex" xmlns:cx5="http://schemas.microsoft.com/office/drawing/2016/5/11/chartex" xmlns:cx6="http://schemas.microsoft.com/office/drawing/2016/5/12/chartex" xmlns:cx7="http://schemas.microsoft.com/office/drawing/2016/5/13/chartex" xmlns:cx8="http://schemas.microsoft.com/office/drawing/2016/5/14/chartex" xmlns:mc="http://schemas.openxmlformats.org/markup-compatibility/2006" xmlns:aink="http://schemas.microsoft.com/office/drawing/2016/ink" xmlns:am3d="http://schemas.microsoft.com/office/drawing/2017/model3d" xmlns:o="urn:schemas-microsoft-com:office:office" xmlns:oel="http://schemas.microsoft.com/office/2019/extlst" xmlns:r="http://schemas.openxmlformats.org/officeDocument/2006/relationships" xmlns:m="http://schemas.openxmlformats.org/officeDocument/2006/math" xmlns:v="urn:schemas-microsoft-com:vml" xmlns:wp14="http://schemas.microsoft.com/office/word/2010/wordprocessingDrawing" xmlns:wp="http://schemas.openxmlformats.org/drawingml/2006/wordprocessingDrawing" xmlns:w10="urn:schemas-microsoft-com:office:word" xmlns:w="http://schemas.openxmlformats.org/wordprocessingml/2006/main" xmlns:w14="http://schemas.microsoft.com/office/word/2010/wordml" xmlns:w15="http://schemas.microsoft.com/office/word/2012/wordml" xmlns:w16cex="http://schemas.microsoft.com/office/word/2018/wordml/cex" xmlns:w16cid="http://schemas.microsoft.com/office/word/2016/wordml/cid" xmlns:w16="http://schemas.microsoft.com/office/word/2018/wordml" xmlns:w16du="http://schemas.microsoft.com/office/word/2023/wordml/word16du" xmlns:w16sdtdh="http://schemas.microsoft.com/office/word/2020/wordml/sdtdatahash" xmlns:w16se="http://schemas.microsoft.com/office/word/2015/wordml/symex" xmlns:wpg="http://schemas.microsoft.com/office/word/2010/wordprocessingGroup" xmlns:wpi="http://schemas.microsoft.com/office/word/2010/wordprocessingInk" xmlns:wne="http://schemas.microsoft.com/office/word/2006/wordml" xmlns:wps="http://schemas.microsoft.com/office/word/2010/wordprocessingShape" mc:Ignorable="w14 w15 w16se w16cid w16 w16cex w16sdtdh w16du wp14">
+<w:glossaryDocument xmlns:wpc="http://schemas.microsoft.com/office/word/2010/wordprocessingCanvas" xmlns:cx="http://schemas.microsoft.com/office/drawing/2014/chartex" xmlns:cx1="http://schemas.microsoft.com/office/drawing/2015/9/8/chartex" xmlns:cx2="http://schemas.microsoft.com/office/drawing/2015/10/21/chartex" xmlns:cx3="http://schemas.microsoft.com/office/drawing/2016/5/9/chartex" xmlns:cx4="http://schemas.microsoft.com/office/drawing/2016/5/10/chartex" xmlns:cx5="http://schemas.microsoft.com/office/drawing/2016/5/11/chartex" xmlns:cx6="http://schemas.microsoft.com/office/drawing/2016/5/12/chartex" xmlns:cx7="http://schemas.microsoft.com/office/drawing/2016/5/13/chartex" xmlns:cx8="http://schemas.microsoft.com/office/drawing/2016/5/14/chartex" xmlns:mc="http://schemas.openxmlformats.org/markup-compatibility/2006" xmlns:aink="http://schemas.microsoft.com/office/drawing/2016/ink" xmlns:am3d="http://schemas.microsoft.com/office/drawing/2017/model3d" xmlns:o="urn:schemas-microsoft-com:office:office" xmlns:r="http://schemas.openxmlformats.org/officeDocument/2006/relationships" xmlns:m="http://schemas.openxmlformats.org/officeDocument/2006/math" xmlns:v="urn:schemas-microsoft-com:vml" xmlns:wp14="http://schemas.microsoft.com/office/word/2010/wordprocessingDrawing" xmlns:wp="http://schemas.openxmlformats.org/drawingml/2006/wordprocessingDrawing" xmlns:w10="urn:schemas-microsoft-com:office:word" xmlns:w="http://schemas.openxmlformats.org/wordprocessingml/2006/main" xmlns:w14="http://schemas.microsoft.com/office/word/2010/wordml" xmlns:w15="http://schemas.microsoft.com/office/word/2012/wordml" xmlns:w16cex="http://schemas.microsoft.com/office/word/2018/wordml/cex" xmlns:w16cid="http://schemas.microsoft.com/office/word/2016/wordml/cid" xmlns:w16="http://schemas.microsoft.com/office/word/2018/wordml" xmlns:w16sdtdh="http://schemas.microsoft.com/office/word/2020/wordml/sdtdatahash" xmlns:w16se="http://schemas.microsoft.com/office/word/2015/wordml/symex" xmlns:wpg="http://schemas.microsoft.com/office/word/2010/wordprocessingGroup" xmlns:wpi="http://schemas.microsoft.com/office/word/2010/wordprocessingInk" xmlns:wne="http://schemas.microsoft.com/office/word/2006/wordml" xmlns:wps="http://schemas.microsoft.com/office/word/2010/wordprocessingShape" mc:Ignorable="w14 w15 w16se w16cid w16 w16cex w16sdtdh wp14">
   <w:docParts>
     <w:docPart>
       <w:docPartPr>
@@ -14114,10 +15047,10 @@
 </file>
 
 <file path=word/glossary/fontTable.xml><?xml version="1.0" encoding="utf-8"?>
-<w:fonts xmlns:mc="http://schemas.openxmlformats.org/markup-compatibility/2006" xmlns:r="http://schemas.openxmlformats.org/officeDocument/2006/relationships" xmlns:w="http://schemas.openxmlformats.org/wordprocessingml/2006/main" xmlns:w14="http://schemas.microsoft.com/office/word/2010/wordml" xmlns:w15="http://schemas.microsoft.com/office/word/2012/wordml" xmlns:w16cex="http://schemas.microsoft.com/office/word/2018/wordml/cex" xmlns:w16cid="http://schemas.microsoft.com/office/word/2016/wordml/cid" xmlns:w16="http://schemas.microsoft.com/office/word/2018/wordml" xmlns:w16du="http://schemas.microsoft.com/office/word/2023/wordml/word16du" xmlns:w16sdtdh="http://schemas.microsoft.com/office/word/2020/wordml/sdtdatahash" xmlns:w16se="http://schemas.microsoft.com/office/word/2015/wordml/symex" mc:Ignorable="w14 w15 w16se w16cid w16 w16cex w16sdtdh w16du">
+<w:fonts xmlns:mc="http://schemas.openxmlformats.org/markup-compatibility/2006" xmlns:r="http://schemas.openxmlformats.org/officeDocument/2006/relationships" xmlns:w="http://schemas.openxmlformats.org/wordprocessingml/2006/main" xmlns:w14="http://schemas.microsoft.com/office/word/2010/wordml" xmlns:w15="http://schemas.microsoft.com/office/word/2012/wordml" xmlns:w16cex="http://schemas.microsoft.com/office/word/2018/wordml/cex" xmlns:w16cid="http://schemas.microsoft.com/office/word/2016/wordml/cid" xmlns:w16="http://schemas.microsoft.com/office/word/2018/wordml" xmlns:w16sdtdh="http://schemas.microsoft.com/office/word/2020/wordml/sdtdatahash" xmlns:w16se="http://schemas.microsoft.com/office/word/2015/wordml/symex" mc:Ignorable="w14 w15 w16se w16cid w16 w16cex w16sdtdh">
   <w:font w:name="Times New Roman">
     <w:panose1 w:val="02020603050405020304"/>
-    <w:charset w:val="00"/>
+    <w:charset w:val="CC"/>
     <w:family w:val="roman"/>
     <w:pitch w:val="variable"/>
     <w:sig w:usb0="E0002EFF" w:usb1="C000785B" w:usb2="00000009" w:usb3="00000000" w:csb0="000001FF" w:csb1="00000000"/>
@@ -14141,7 +15074,14 @@
     <w:charset w:val="CC"/>
     <w:family w:val="swiss"/>
     <w:pitch w:val="variable"/>
-    <w:sig w:usb0="E4002EFF" w:usb1="C200247B" w:usb2="00000009" w:usb3="00000000" w:csb0="000001FF" w:csb1="00000000"/>
+    <w:sig w:usb0="E4002EFF" w:usb1="C000247B" w:usb2="00000009" w:usb3="00000000" w:csb0="000001FF" w:csb1="00000000"/>
+  </w:font>
+  <w:font w:name="Calibri Light">
+    <w:panose1 w:val="020F0302020204030204"/>
+    <w:charset w:val="CC"/>
+    <w:family w:val="swiss"/>
+    <w:pitch w:val="variable"/>
+    <w:sig w:usb0="E4002EFF" w:usb1="C000247B" w:usb2="00000009" w:usb3="00000000" w:csb0="000001FF" w:csb1="00000000"/>
   </w:font>
   <w:font w:name="Arial">
     <w:panose1 w:val="020B0604020202020204"/>
@@ -14150,18 +15090,11 @@
     <w:pitch w:val="variable"/>
     <w:sig w:usb0="E0002EFF" w:usb1="C000785B" w:usb2="00000009" w:usb3="00000000" w:csb0="000001FF" w:csb1="00000000"/>
   </w:font>
-  <w:font w:name="Calibri Light">
-    <w:panose1 w:val="020F0302020204030204"/>
-    <w:charset w:val="CC"/>
-    <w:family w:val="swiss"/>
-    <w:pitch w:val="variable"/>
-    <w:sig w:usb0="E4002EFF" w:usb1="C200247B" w:usb2="00000009" w:usb3="00000000" w:csb0="000001FF" w:csb1="00000000"/>
-  </w:font>
 </w:fonts>
 </file>
 
 <file path=word/glossary/settings.xml><?xml version="1.0" encoding="utf-8"?>
-<w:settings xmlns:mc="http://schemas.openxmlformats.org/markup-compatibility/2006" xmlns:o="urn:schemas-microsoft-com:office:office" xmlns:r="http://schemas.openxmlformats.org/officeDocument/2006/relationships" xmlns:m="http://schemas.openxmlformats.org/officeDocument/2006/math" xmlns:v="urn:schemas-microsoft-com:vml" xmlns:w10="urn:schemas-microsoft-com:office:word" xmlns:w="http://schemas.openxmlformats.org/wordprocessingml/2006/main" xmlns:w14="http://schemas.microsoft.com/office/word/2010/wordml" xmlns:w15="http://schemas.microsoft.com/office/word/2012/wordml" xmlns:w16cex="http://schemas.microsoft.com/office/word/2018/wordml/cex" xmlns:w16cid="http://schemas.microsoft.com/office/word/2016/wordml/cid" xmlns:w16="http://schemas.microsoft.com/office/word/2018/wordml" xmlns:w16du="http://schemas.microsoft.com/office/word/2023/wordml/word16du" xmlns:w16sdtdh="http://schemas.microsoft.com/office/word/2020/wordml/sdtdatahash" xmlns:w16se="http://schemas.microsoft.com/office/word/2015/wordml/symex" xmlns:sl="http://schemas.openxmlformats.org/schemaLibrary/2006/main" mc:Ignorable="w14 w15 w16se w16cid w16 w16cex w16sdtdh w16du">
+<w:settings xmlns:mc="http://schemas.openxmlformats.org/markup-compatibility/2006" xmlns:o="urn:schemas-microsoft-com:office:office" xmlns:r="http://schemas.openxmlformats.org/officeDocument/2006/relationships" xmlns:m="http://schemas.openxmlformats.org/officeDocument/2006/math" xmlns:v="urn:schemas-microsoft-com:vml" xmlns:w10="urn:schemas-microsoft-com:office:word" xmlns:w="http://schemas.openxmlformats.org/wordprocessingml/2006/main" xmlns:w14="http://schemas.microsoft.com/office/word/2010/wordml" xmlns:w15="http://schemas.microsoft.com/office/word/2012/wordml" xmlns:w16cex="http://schemas.microsoft.com/office/word/2018/wordml/cex" xmlns:w16cid="http://schemas.microsoft.com/office/word/2016/wordml/cid" xmlns:w16="http://schemas.microsoft.com/office/word/2018/wordml" xmlns:w16sdtdh="http://schemas.microsoft.com/office/word/2020/wordml/sdtdatahash" xmlns:w16se="http://schemas.microsoft.com/office/word/2015/wordml/symex" xmlns:sl="http://schemas.openxmlformats.org/schemaLibrary/2006/main" mc:Ignorable="w14 w15 w16se w16cid w16 w16cex w16sdtdh">
   <w:view w:val="normal"/>
   <w:defaultTabStop w:val="708"/>
   <w:characterSpacingControl w:val="doNotCompress"/>
@@ -14194,6 +15127,7 @@
     <w:rsid w:val="005B4211"/>
     <w:rsid w:val="005F2028"/>
     <w:rsid w:val="00646011"/>
+    <w:rsid w:val="006F5A9E"/>
     <w:rsid w:val="00703554"/>
     <w:rsid w:val="0070738B"/>
     <w:rsid w:val="007978E2"/>
@@ -14239,7 +15173,7 @@
 </file>
 
 <file path=word/glossary/styles.xml><?xml version="1.0" encoding="utf-8"?>
-<w:styles xmlns:mc="http://schemas.openxmlformats.org/markup-compatibility/2006" xmlns:r="http://schemas.openxmlformats.org/officeDocument/2006/relationships" xmlns:w="http://schemas.openxmlformats.org/wordprocessingml/2006/main" xmlns:w14="http://schemas.microsoft.com/office/word/2010/wordml" xmlns:w15="http://schemas.microsoft.com/office/word/2012/wordml" xmlns:w16cex="http://schemas.microsoft.com/office/word/2018/wordml/cex" xmlns:w16cid="http://schemas.microsoft.com/office/word/2016/wordml/cid" xmlns:w16="http://schemas.microsoft.com/office/word/2018/wordml" xmlns:w16du="http://schemas.microsoft.com/office/word/2023/wordml/word16du" xmlns:w16sdtdh="http://schemas.microsoft.com/office/word/2020/wordml/sdtdatahash" xmlns:w16se="http://schemas.microsoft.com/office/word/2015/wordml/symex" mc:Ignorable="w14 w15 w16se w16cid w16 w16cex w16sdtdh w16du">
+<w:styles xmlns:mc="http://schemas.openxmlformats.org/markup-compatibility/2006" xmlns:r="http://schemas.openxmlformats.org/officeDocument/2006/relationships" xmlns:w="http://schemas.openxmlformats.org/wordprocessingml/2006/main" xmlns:w14="http://schemas.microsoft.com/office/word/2010/wordml" xmlns:w15="http://schemas.microsoft.com/office/word/2012/wordml" xmlns:w16cex="http://schemas.microsoft.com/office/word/2018/wordml/cex" xmlns:w16cid="http://schemas.microsoft.com/office/word/2016/wordml/cid" xmlns:w16="http://schemas.microsoft.com/office/word/2018/wordml" xmlns:w16sdtdh="http://schemas.microsoft.com/office/word/2020/wordml/sdtdatahash" xmlns:w16se="http://schemas.microsoft.com/office/word/2015/wordml/symex" mc:Ignorable="w14 w15 w16se w16cid w16 w16cex w16sdtdh">
   <w:docDefaults>
     <w:rPrDefault>
       <w:rPr>
@@ -14686,7 +15620,7 @@
 </file>
 
 <file path=word/glossary/webSettings.xml><?xml version="1.0" encoding="utf-8"?>
-<w:webSettings xmlns:mc="http://schemas.openxmlformats.org/markup-compatibility/2006" xmlns:r="http://schemas.openxmlformats.org/officeDocument/2006/relationships" xmlns:w="http://schemas.openxmlformats.org/wordprocessingml/2006/main" xmlns:w14="http://schemas.microsoft.com/office/word/2010/wordml" xmlns:w15="http://schemas.microsoft.com/office/word/2012/wordml" xmlns:w16cex="http://schemas.microsoft.com/office/word/2018/wordml/cex" xmlns:w16cid="http://schemas.microsoft.com/office/word/2016/wordml/cid" xmlns:w16="http://schemas.microsoft.com/office/word/2018/wordml" xmlns:w16du="http://schemas.microsoft.com/office/word/2023/wordml/word16du" xmlns:w16sdtdh="http://schemas.microsoft.com/office/word/2020/wordml/sdtdatahash" xmlns:w16se="http://schemas.microsoft.com/office/word/2015/wordml/symex" mc:Ignorable="w14 w15 w16se w16cid w16 w16cex w16sdtdh w16du">
+<w:webSettings xmlns:mc="http://schemas.openxmlformats.org/markup-compatibility/2006" xmlns:r="http://schemas.openxmlformats.org/officeDocument/2006/relationships" xmlns:w="http://schemas.openxmlformats.org/wordprocessingml/2006/main" xmlns:w14="http://schemas.microsoft.com/office/word/2010/wordml" xmlns:w15="http://schemas.microsoft.com/office/word/2012/wordml" xmlns:w16cex="http://schemas.microsoft.com/office/word/2018/wordml/cex" xmlns:w16cid="http://schemas.microsoft.com/office/word/2016/wordml/cid" xmlns:w16="http://schemas.microsoft.com/office/word/2018/wordml" xmlns:w16sdtdh="http://schemas.microsoft.com/office/word/2020/wordml/sdtdatahash" xmlns:w16se="http://schemas.microsoft.com/office/word/2015/wordml/symex" mc:Ignorable="w14 w15 w16se w16cid w16 w16cex w16sdtdh">
   <w:optimizeForBrowser/>
   <w:allowPNG/>
 </w:webSettings>
